--- a/Resume/Louiery Sincioco - Architect.docx
+++ b/Resume/Louiery Sincioco - Architect.docx
@@ -151,10 +151,6 @@
         </w:rPr>
         <w:t>Data Defenders</w:t>
       </w:r>
-      <w:r>
-        <w:tab/>
-        <w:t>Jun 2022 - Mar 2026</w:t>
-      </w:r>
     </w:p>
     <w:p>
       <w:pPr>
@@ -198,10 +194,6 @@
         </w:rPr>
         <w:t>Web Partner Group</w:t>
       </w:r>
-      <w:r>
-        <w:tab/>
-        <w:t>Oct 2019 - Jun 2022</w:t>
-      </w:r>
     </w:p>
     <w:p>
       <w:pPr>
@@ -228,10 +220,6 @@
           <w:b/>
         </w:rPr>
         <w:t>Stealth Monitoring</w:t>
-      </w:r>
-      <w:r>
-        <w:tab/>
-        <w:t>Apr 2019 - Sep 2019</w:t>
       </w:r>
     </w:p>
     <w:p>
@@ -278,10 +266,6 @@
         </w:rPr>
         <w:t>Alpha Theory</w:t>
       </w:r>
-      <w:r>
-        <w:tab/>
-        <w:t>May 2016 - Feb 2018</w:t>
-      </w:r>
     </w:p>
     <w:p>
       <w:pPr>
@@ -308,10 +292,6 @@
           <w:b/>
         </w:rPr>
         <w:t>Charles Schwab</w:t>
-      </w:r>
-      <w:r>
-        <w:tab/>
-        <w:t>Oct 2014 - May 2016</w:t>
       </w:r>
     </w:p>
     <w:p>
@@ -343,7 +323,7 @@
         <w:pStyle w:val="Tech"/>
       </w:pPr>
       <w:r>
-        <w:t>Joined through Randstad as Senior iOS Developer, Oct 2014 - Feb 2015; direct role, Feb 2015 - May 2016.</w:t>
+        <w:t>Joined through Randstad as Senior iOS Developer; direct role.</w:t>
       </w:r>
     </w:p>
     <w:p>

--- a/Resume/Louiery Sincioco - Architect.docx
+++ b/Resume/Louiery Sincioco - Architect.docx
@@ -151,6 +151,10 @@
         </w:rPr>
         <w:t>Data Defenders</w:t>
       </w:r>
+      <w:r>
+        <w:tab/>
+        <w:t>Jun 2022 - Mar 2026</w:t>
+      </w:r>
     </w:p>
     <w:p>
       <w:pPr>
@@ -194,6 +198,10 @@
         </w:rPr>
         <w:t>Web Partner Group</w:t>
       </w:r>
+      <w:r>
+        <w:tab/>
+        <w:t>Oct 2019 - Jun 2022</w:t>
+      </w:r>
     </w:p>
     <w:p>
       <w:pPr>
@@ -220,6 +228,10 @@
           <w:b/>
         </w:rPr>
         <w:t>Stealth Monitoring</w:t>
+      </w:r>
+      <w:r>
+        <w:tab/>
+        <w:t>Apr 2019 - Sep 2019</w:t>
       </w:r>
     </w:p>
     <w:p>
@@ -266,6 +278,10 @@
         </w:rPr>
         <w:t>Alpha Theory</w:t>
       </w:r>
+      <w:r>
+        <w:tab/>
+        <w:t>May 2016 - Feb 2018</w:t>
+      </w:r>
     </w:p>
     <w:p>
       <w:pPr>
@@ -292,6 +308,10 @@
           <w:b/>
         </w:rPr>
         <w:t>Charles Schwab</w:t>
+      </w:r>
+      <w:r>
+        <w:tab/>
+        <w:t>Oct 2014 - May 2016</w:t>
       </w:r>
     </w:p>
     <w:p>
@@ -323,7 +343,7 @@
         <w:pStyle w:val="Tech"/>
       </w:pPr>
       <w:r>
-        <w:t>Joined through Randstad as Senior iOS Developer; direct role.</w:t>
+        <w:t>Joined through Randstad as Senior iOS Developer, Oct 2014 - Feb 2015; direct role, Feb 2015 - May 2016.</w:t>
       </w:r>
     </w:p>
     <w:p>

--- a/Resume/Louiery Sincioco - Architect.docx
+++ b/Resume/Louiery Sincioco - Architect.docx
@@ -22,32 +22,29 @@
       <w:pPr>
         <w:pStyle w:val="Contact"/>
       </w:pPr>
-      <w:hyperlink r:id="rId8">
+      <w:hyperlink r:id="rId8" w:history="1">
         <w:r>
           <w:rPr>
-            <w:u w:val="single"/>
+            <w:rStyle w:val="Hyperlink"/>
+            <w:color w:val="000000"/>
+          </w:rPr>
+          <w:t>sincioco.com</w:t>
+        </w:r>
+      </w:hyperlink>
+      <w:r>
+        <w:t xml:space="preserve"> | </w:t>
+      </w:r>
+      <w:hyperlink r:id="rId9" w:history="1">
+        <w:r>
+          <w:rPr>
+            <w:rStyle w:val="Hyperlink"/>
+            <w:color w:val="000000"/>
           </w:rPr>
           <w:t>louiery@sincioco.com</w:t>
         </w:r>
       </w:hyperlink>
       <w:r>
-        <w:t xml:space="preserve">  |  +63 (966) 230-4023  |  </w:t>
-      </w:r>
-      <w:hyperlink r:id="rId9">
-        <w:r>
-          <w:rPr>
-            <w:u w:val="single"/>
-          </w:rPr>
-          <w:t>sincioco.com</w:t>
-        </w:r>
-      </w:hyperlink>
-    </w:p>
-    <w:p>
-      <w:pPr>
-        <w:pStyle w:val="Contact"/>
-      </w:pPr>
-      <w:r>
-        <w:t>Philippines</w:t>
+        <w:t xml:space="preserve"> | +63 (966) 230-4023</w:t>
       </w:r>
     </w:p>
     <w:p>
@@ -55,18 +52,12 @@
         <w:pStyle w:val="Heading1"/>
       </w:pPr>
       <w:r>
-        <w:t>Architecture Profile</w:t>
+        <w:t>Professional Summary</w:t>
       </w:r>
     </w:p>
     <w:p>
       <w:r>
-        <w:t xml:space="preserve">Software architect and technical lead with hands-on delivery across Azure, C#/.NET, web and mobile applications. Designed a serverless cybersecurity SaaS platform and integrated ChatGPT for natural-language threat queries. Applies AI and agentic AI tools to development, </w:t>
-      </w:r>
-      <w:r>
-        <w:t>combining experience across financial services, cybersecurity and e-commerce</w:t>
-      </w:r>
-      <w:r>
-        <w:t xml:space="preserve"> to turn business requirements into practical application designs and guide engineers through implementation.</w:t>
+        <w:t>Software architect and technical lead delivering C#/.NET applications, Azure serverless platforms and secure REST APIs. Designed a cybersecurity SaaS platform and integrated ChatGPT for natural-language threat queries. Combines system design, hands-on implementation and developer mentoring across cybersecurity, e-commerce and financial technology. Uses AI and Agentic AI workflows with ChatGPT and Codex to support software development.</w:t>
       </w:r>
     </w:p>
     <w:p>
@@ -74,26 +65,40 @@
         <w:pStyle w:val="Heading1"/>
       </w:pPr>
       <w:r>
-        <w:t>Technical Expertise</w:t>
+        <w:t>Technical Skills</w:t>
       </w:r>
     </w:p>
     <w:p>
       <w:pPr>
-        <w:spacing w:after="60"/>
+        <w:spacing w:after="40"/>
       </w:pPr>
       <w:r>
         <w:rPr>
           <w:b/>
         </w:rPr>
-        <w:t xml:space="preserve">Application and cloud: </w:t>
+        <w:t xml:space="preserve">Architecture: </w:t>
       </w:r>
       <w:r>
-        <w:t>C#, .NET, ASP.NET Core, REST APIs, Azure Functions, Logic Apps, Azure SQL, SQL Server and SaaS architecture.</w:t>
+        <w:t>Application architecture, SaaS, serverless computing, REST APIs, application modernization, authentication and encryption</w:t>
       </w:r>
     </w:p>
     <w:p>
       <w:pPr>
-        <w:spacing w:after="60"/>
+        <w:spacing w:after="40"/>
+      </w:pPr>
+      <w:r>
+        <w:rPr>
+          <w:b/>
+        </w:rPr>
+        <w:t xml:space="preserve">Microsoft stack: </w:t>
+      </w:r>
+      <w:r>
+        <w:t>C#, .NET, ASP.NET Core, Microsoft Azure, Azure Functions, Logic Apps, Azure SQL, SQL Server</w:t>
+      </w:r>
+    </w:p>
+    <w:p>
+      <w:pPr>
+        <w:spacing w:after="40"/>
       </w:pPr>
       <w:r>
         <w:rPr>
@@ -102,35 +107,21 @@
         <w:t xml:space="preserve">Web and mobile: </w:t>
       </w:r>
       <w:r>
-        <w:t>Angular, Blazor, JavaScript, HTML, CSS, Swift, Objective-C and iOS.</w:t>
+        <w:t>Angular, Blazor, JavaScript, HTML, CSS, Swift, Objective-C, iOS</w:t>
       </w:r>
     </w:p>
     <w:p>
       <w:pPr>
-        <w:spacing w:after="60"/>
+        <w:spacing w:after="40"/>
       </w:pPr>
       <w:r>
         <w:rPr>
           <w:b/>
         </w:rPr>
-        <w:t xml:space="preserve">AI and Agentic AI: </w:t>
+        <w:t xml:space="preserve">AI and delivery: </w:t>
       </w:r>
       <w:r>
-        <w:t>ChatGPT application integration, natural-language data queries and Codex-assisted software development.</w:t>
-      </w:r>
-    </w:p>
-    <w:p>
-      <w:pPr>
-        <w:spacing w:after="60"/>
-      </w:pPr>
-      <w:r>
-        <w:rPr>
-          <w:b/>
-        </w:rPr>
-        <w:t xml:space="preserve">Delivery and integration: </w:t>
-      </w:r>
-      <w:r>
-        <w:t>Authentication, encryption, SharePoint, WCF, Git, Agile and Scrum.</w:t>
+        <w:t>AI and Agentic AI, ChatGPT integration, Codex-assisted development, Git, Agile, Scrum, Jira, Confluence</w:t>
       </w:r>
     </w:p>
     <w:p>
@@ -138,7 +129,7 @@
         <w:pStyle w:val="Heading1"/>
       </w:pPr>
       <w:r>
-        <w:t>Professional Experience</w:t>
+        <w:t>Selected Professional Experience</w:t>
       </w:r>
     </w:p>
     <w:p>
@@ -151,17 +142,13 @@
         </w:rPr>
         <w:t>Data Defenders</w:t>
       </w:r>
-      <w:r>
-        <w:tab/>
-        <w:t>Jun 2022 - Mar 2026</w:t>
-      </w:r>
     </w:p>
     <w:p>
       <w:pPr>
         <w:pStyle w:val="JobRole"/>
       </w:pPr>
       <w:r>
-        <w:t>Architect / Technical Lead / Senior Developer | United States and Philippines</w:t>
+        <w:t>Architect / Technical Lead / Senior Developer | Jun 2022 - Mar 2026</w:t>
       </w:r>
     </w:p>
     <w:p>
@@ -169,7 +156,7 @@
         <w:pStyle w:val="ListBullet"/>
       </w:pPr>
       <w:r>
-        <w:t>Designed, implemented and deployed an Azure serverless security platform with real-time threat dashboards for the City of Aurora and other clients.</w:t>
+        <w:t>Designed, implemented and deployed an Azure serverless cybersecurity platform for the City of Aurora and other clients, enabling real-time threat monitoring and analyst dashboards.</w:t>
       </w:r>
     </w:p>
     <w:p>
@@ -177,7 +164,7 @@
         <w:pStyle w:val="ListBullet"/>
       </w:pPr>
       <w:r>
-        <w:t>Led and mentored engineers in Metro Manila and converted the product into SaaS using Azure Functions, Logic Apps, Azure SQL, ASP.NET Core, Angular and Blazor.</w:t>
+        <w:t>Used Azure Functions, Logic Apps, Azure SQL, ASP.NET Core, Angular and Blazor to deliver the cloud and web application components.</w:t>
       </w:r>
     </w:p>
     <w:p>
@@ -185,7 +172,15 @@
         <w:pStyle w:val="ListBullet"/>
       </w:pPr>
       <w:r>
-        <w:t>Integrated ChatGPT so security analysts could query threat data in natural language; provided on-call support.</w:t>
+        <w:t>Led and mentored engineers in Metro Manila and converted the product into Software as a Service (SaaS).</w:t>
+      </w:r>
+    </w:p>
+    <w:p>
+      <w:pPr>
+        <w:pStyle w:val="ListBullet"/>
+      </w:pPr>
+      <w:r>
+        <w:t>Integrated ChatGPT for natural-language queries of threat data and provided on-call application support.</w:t>
       </w:r>
     </w:p>
     <w:p>
@@ -198,17 +193,13 @@
         </w:rPr>
         <w:t>Web Partner Group</w:t>
       </w:r>
-      <w:r>
-        <w:tab/>
-        <w:t>Oct 2019 - Jun 2022</w:t>
-      </w:r>
     </w:p>
     <w:p>
       <w:pPr>
         <w:pStyle w:val="JobRole"/>
       </w:pPr>
       <w:r>
-        <w:t>Architect / Senior Developer | United States and Philippines</w:t>
+        <w:t>Architect / Senior Developer | Oct 2019 - Jun 2022</w:t>
       </w:r>
     </w:p>
     <w:p>
@@ -216,7 +207,26 @@
         <w:pStyle w:val="ListBullet"/>
       </w:pPr>
       <w:r>
-        <w:t>Modernized the internal application suite supporting online retail operations across Amazon, eBay and Walmart with ASP.NET Core, Blazor, Angular and SQL Server.</w:t>
+        <w:t>Modernized the internal application suite supporting online retail operations across Amazon, eBay and Walmart.</w:t>
+      </w:r>
+    </w:p>
+    <w:p>
+      <w:pPr>
+        <w:pStyle w:val="ListBullet"/>
+      </w:pPr>
+      <w:r>
+        <w:t>Designed and developed applications using ASP.NET Core, Blazor, Angular and SQL Server.</w:t>
+      </w:r>
+    </w:p>
+    <w:p>
+      <w:pPr>
+        <w:pStyle w:val="Heading1"/>
+        <w:pageBreakBefore/>
+        <w:spacing w:before="0"/>
+      </w:pPr>
+      <w:r>
+        <w:lastRenderedPageBreak/>
+        <w:t>Professional Experience Continued</w:t>
       </w:r>
     </w:p>
     <w:p>
@@ -229,17 +239,13 @@
         </w:rPr>
         <w:t>Stealth Monitoring</w:t>
       </w:r>
-      <w:r>
-        <w:tab/>
-        <w:t>Apr 2019 - Sep 2019</w:t>
-      </w:r>
     </w:p>
     <w:p>
       <w:pPr>
         <w:pStyle w:val="JobRole"/>
       </w:pPr>
       <w:r>
-        <w:t>Technical Lead / Senior Developer | United States, Canada and Philippines</w:t>
+        <w:t>Technical Lead / Senior Developer | Apr 2019 - Sep 2019</w:t>
       </w:r>
     </w:p>
     <w:p>
@@ -247,25 +253,15 @@
         <w:pStyle w:val="ListBullet"/>
       </w:pPr>
       <w:r>
-        <w:t>Oversaw internal application development, established a Scrum team in Pasig City and introduced standard development processes using ASP.NET Core and Angular.</w:t>
+        <w:t>Oversaw internal application development with ASP.NET Core and Angular.</w:t>
       </w:r>
     </w:p>
     <w:p>
       <w:pPr>
-        <w:pStyle w:val="Continuation"/>
-        <w:pageBreakBefore/>
+        <w:pStyle w:val="ListBullet"/>
       </w:pPr>
       <w:r>
-        <w:lastRenderedPageBreak/>
-        <w:t>Louiery Sincioco</w:t>
-      </w:r>
-    </w:p>
-    <w:p>
-      <w:pPr>
-        <w:pStyle w:val="Heading1"/>
-      </w:pPr>
-      <w:r>
-        <w:t>Professional Experience Continued</w:t>
+        <w:t>Established a Scrum development team in Pasig City and introduced standard development processes.</w:t>
       </w:r>
     </w:p>
     <w:p>
@@ -278,17 +274,13 @@
         </w:rPr>
         <w:t>Alpha Theory</w:t>
       </w:r>
-      <w:r>
-        <w:tab/>
-        <w:t>May 2016 - Feb 2018</w:t>
-      </w:r>
     </w:p>
     <w:p>
       <w:pPr>
         <w:pStyle w:val="JobRole"/>
       </w:pPr>
       <w:r>
-        <w:t>Senior Front-End Developer | Front-End UI Architect and Technical Lead</w:t>
+        <w:t>Senior Front-End Developer | May 2016 - Feb 2018</w:t>
       </w:r>
     </w:p>
     <w:p>
@@ -296,7 +288,15 @@
         <w:pStyle w:val="ListBullet"/>
       </w:pPr>
       <w:r>
-        <w:t>Partnered with the CTO and VP of User Interface to move the core financial technology product to a component-based Angular interface.</w:t>
+        <w:t>Served as front-end UI architect and technical lead for modernization of the core financial technology product.</w:t>
+      </w:r>
+    </w:p>
+    <w:p>
+      <w:pPr>
+        <w:pStyle w:val="ListBullet"/>
+      </w:pPr>
+      <w:r>
+        <w:t>Partnered with the CTO and VP of User Interface to move the product to a component-based Angular interface using JavaScript, HTML and CSS.</w:t>
       </w:r>
     </w:p>
     <w:p>
@@ -309,17 +309,13 @@
         </w:rPr>
         <w:t>Charles Schwab</w:t>
       </w:r>
-      <w:r>
-        <w:tab/>
-        <w:t>Oct 2014 - May 2016</w:t>
-      </w:r>
     </w:p>
     <w:p>
       <w:pPr>
         <w:pStyle w:val="JobRole"/>
       </w:pPr>
       <w:r>
-        <w:t>Senior Technology Staff / Technical Lead / Scrum Master</w:t>
+        <w:t>Senior Technology Staff / Technical Lead / Scrum Master | Oct 2014 - May 2016</w:t>
       </w:r>
     </w:p>
     <w:p>
@@ -327,7 +323,7 @@
         <w:pStyle w:val="ListBullet"/>
       </w:pPr>
       <w:r>
-        <w:t>Designed and developed an enterprise iOS business-continuity app with secure authentication, encryption, data caching, REST APIs and SQL Server stored procedures.</w:t>
+        <w:t>Designed and developed an enterprise iOS business-continuity application with secure authentication, encryption and data caching.</w:t>
       </w:r>
     </w:p>
     <w:p>
@@ -335,7 +331,15 @@
         <w:pStyle w:val="ListBullet"/>
       </w:pPr>
       <w:r>
-        <w:t>Integrated MobileIron for per-app VPN, corporate policies, data protection and remote management. Led delivery across iOS, ASP.NET MVC and SharePoint projects.</w:t>
+        <w:t>Created the application prototype, user interface, REST APIs and SQL Server stored procedures; completed implementation, testing and documentation.</w:t>
+      </w:r>
+    </w:p>
+    <w:p>
+      <w:pPr>
+        <w:pStyle w:val="ListBullet"/>
+      </w:pPr>
+      <w:r>
+        <w:t>Integrated MobileIron for per-app VPN, corporate policies, data protection and remote management; led delivery across iOS, ASP.NET MVC and SharePoint projects.</w:t>
       </w:r>
     </w:p>
     <w:p>
@@ -351,57 +355,7 @@
         <w:pStyle w:val="Heading1"/>
       </w:pPr>
       <w:r>
-        <w:t>Additional Architecture Experience</w:t>
-      </w:r>
-    </w:p>
-    <w:p>
-      <w:pPr>
-        <w:spacing w:after="60"/>
-      </w:pPr>
-      <w:r>
-        <w:rPr>
-          <w:b/>
-        </w:rPr>
-        <w:t xml:space="preserve">Towers Watson and ITT Exelis: </w:t>
-      </w:r>
-      <w:r>
-        <w:t>SharePoint migrations, custom enterprise portals, WCF services and a personnel-tracking application for operations in the Middle East.</w:t>
-      </w:r>
-    </w:p>
-    <w:p>
-      <w:pPr>
-        <w:spacing w:after="60"/>
-      </w:pPr>
-      <w:r>
-        <w:rPr>
-          <w:b/>
-        </w:rPr>
-        <w:t xml:space="preserve">Microsoft and ITT: </w:t>
-      </w:r>
-      <w:r>
-        <w:t>U.S. Air Force and Department of Defense application consulting; architecture and development of a U.S. Army logistics web application used in Iraq, Kuwait, Afghanistan and Qatar.</w:t>
-      </w:r>
-    </w:p>
-    <w:p>
-      <w:pPr>
-        <w:spacing w:after="60"/>
-      </w:pPr>
-      <w:r>
-        <w:rPr>
-          <w:b/>
-        </w:rPr>
-        <w:t xml:space="preserve">Broader systems experience: </w:t>
-      </w:r>
-      <w:r>
-        <w:t>Business intelligence and forecasting at Demand Foresight, manufacturing systems at 3t Systems, employer-facing applications at WageWorks and mission-essential applications for the U.S. Marine Corps.</w:t>
-      </w:r>
-    </w:p>
-    <w:p>
-      <w:pPr>
-        <w:pStyle w:val="Heading1"/>
-      </w:pPr>
-      <w:r>
-        <w:t>Selected Certifications</w:t>
+        <w:t>Certifications</w:t>
       </w:r>
     </w:p>
     <w:p>
@@ -409,7 +363,7 @@
         <w:pStyle w:val="Credentials"/>
       </w:pPr>
       <w:r>
-        <w:t>Azure AI Engineer (AI-102) | Azure Fundamentals (AZ-900) | Azure AI Fundamentals (AI-900) | Azure Data Fundamentals (DP-900) | Certified Scrum Master | Microsoft Certified Professional Developer (MCPD)</w:t>
+        <w:t>Azure AI Engineer (AI-102) | Azure Fundamentals (AZ-900) | Azure AI Fundamentals (AI-900) | Azure Data Fundamentals (DP-900) | Certified Scrum Master</w:t>
       </w:r>
     </w:p>
     <w:p>
@@ -436,15 +390,37 @@
     <w:p>
       <w:pPr>
         <w:pStyle w:val="Credentials"/>
+        <w:keepNext/>
       </w:pPr>
       <w:r>
-        <w:t>Undergraduate coursework in Computer Science, San Francisco State University and Grantham Online University. Studies included assembly, C and object-oriented programming in C++.</w:t>
+        <w:rPr>
+          <w:b/>
+        </w:rPr>
+        <w:t>San Francisco State University</w:t>
       </w:r>
     </w:p>
+    <w:p>
+      <w:pPr>
+        <w:pStyle w:val="Credentials"/>
+      </w:pPr>
+      <w:r>
+        <w:t>Major: Computer Science | Minor: Artificial Intelligence</w:t>
+      </w:r>
+    </w:p>
+    <w:p>
+      <w:pPr>
+        <w:pStyle w:val="Credentials"/>
+      </w:pPr>
+    </w:p>
     <w:sectPr>
-      <w:footerReference w:type="default" r:id="rId11"/>
+      <w:headerReference w:type="even" r:id="rId11"/>
+      <w:headerReference w:type="default" r:id="rId12"/>
+      <w:footerReference w:type="even" r:id="rId13"/>
+      <w:footerReference w:type="default" r:id="rId14"/>
+      <w:headerReference w:type="first" r:id="rId15"/>
+      <w:footerReference w:type="first" r:id="rId16"/>
       <w:pgSz w:w="12240" w:h="15840"/>
-      <w:pgMar w:top="864" w:right="1080" w:bottom="864" w:left="1080" w:header="720" w:footer="389" w:gutter="0"/>
+      <w:pgMar w:top="864" w:right="1008" w:bottom="864" w:left="1008" w:header="720" w:footer="389" w:gutter="0"/>
       <w:cols w:space="720"/>
       <w:docGrid w:linePitch="360"/>
     </w:sectPr>
@@ -457,7 +433,7 @@
   <w:endnote w:type="separator" w:id="-1">
     <w:p>
       <w:pPr>
-        <w:spacing w:after="0" w:line="240" w:lineRule="auto"/>
+        <w:spacing w:after="0"/>
       </w:pPr>
       <w:r>
         <w:separator/>
@@ -467,7 +443,7 @@
   <w:endnote w:type="continuationSeparator" w:id="0">
     <w:p>
       <w:pPr>
-        <w:spacing w:after="0" w:line="240" w:lineRule="auto"/>
+        <w:spacing w:after="0"/>
       </w:pPr>
       <w:r>
         <w:continuationSeparator/>
@@ -481,30 +457,29 @@
 <w:ftr xmlns:wpc="http://schemas.microsoft.com/office/word/2010/wordprocessingCanvas" xmlns:cx="http://schemas.microsoft.com/office/drawing/2014/chartex" xmlns:cx1="http://schemas.microsoft.com/office/drawing/2015/9/8/chartex" xmlns:cx2="http://schemas.microsoft.com/office/drawing/2015/10/21/chartex" xmlns:cx3="http://schemas.microsoft.com/office/drawing/2016/5/9/chartex" xmlns:cx4="http://schemas.microsoft.com/office/drawing/2016/5/10/chartex" xmlns:cx5="http://schemas.microsoft.com/office/drawing/2016/5/11/chartex" xmlns:cx6="http://schemas.microsoft.com/office/drawing/2016/5/12/chartex" xmlns:cx7="http://schemas.microsoft.com/office/drawing/2016/5/13/chartex" xmlns:cx8="http://schemas.microsoft.com/office/drawing/2016/5/14/chartex" xmlns:mc="http://schemas.openxmlformats.org/markup-compatibility/2006" xmlns:aink="http://schemas.microsoft.com/office/drawing/2016/ink" xmlns:am3d="http://schemas.microsoft.com/office/drawing/2017/model3d" xmlns:o="urn:schemas-microsoft-com:office:office" xmlns:oel="http://schemas.microsoft.com/office/2019/extlst" xmlns:r="http://schemas.openxmlformats.org/officeDocument/2006/relationships" xmlns:m="http://schemas.openxmlformats.org/officeDocument/2006/math" xmlns:v="urn:schemas-microsoft-com:vml" xmlns:wp14="http://schemas.microsoft.com/office/word/2010/wordprocessingDrawing" xmlns:wp="http://schemas.openxmlformats.org/drawingml/2006/wordprocessingDrawing" xmlns:w10="urn:schemas-microsoft-com:office:word" xmlns:w="http://schemas.openxmlformats.org/wordprocessingml/2006/main" xmlns:w14="http://schemas.microsoft.com/office/word/2010/wordml" xmlns:w15="http://schemas.microsoft.com/office/word/2012/wordml" xmlns:w16cex="http://schemas.microsoft.com/office/word/2018/wordml/cex" xmlns:w16cid="http://schemas.microsoft.com/office/word/2016/wordml/cid" xmlns:w16="http://schemas.microsoft.com/office/word/2018/wordml" xmlns:w16du="http://schemas.microsoft.com/office/word/2023/wordml/word16du" xmlns:w16sdtdh="http://schemas.microsoft.com/office/word/2020/wordml/sdtdatahash" xmlns:w16sdtfl="http://schemas.microsoft.com/office/word/2024/wordml/sdtformatlock" xmlns:w16se="http://schemas.microsoft.com/office/word/2015/wordml/symex" xmlns:wpg="http://schemas.microsoft.com/office/word/2010/wordprocessingGroup" xmlns:wpi="http://schemas.microsoft.com/office/word/2010/wordprocessingInk" xmlns:wne="http://schemas.microsoft.com/office/word/2006/wordml" xmlns:wps="http://schemas.microsoft.com/office/word/2010/wordprocessingShape" mc:Ignorable="w14 w15 w16se w16cid w16 w16cex w16sdtdh w16sdtfl w16du wp14">
   <w:p>
     <w:pPr>
+      <w:pStyle w:val="Footer"/>
+    </w:pPr>
+  </w:p>
+</w:ftr>
+</file>
+
+<file path=word/footer2.xml><?xml version="1.0" encoding="utf-8"?>
+<w:ftr xmlns:wpc="http://schemas.microsoft.com/office/word/2010/wordprocessingCanvas" xmlns:cx="http://schemas.microsoft.com/office/drawing/2014/chartex" xmlns:cx1="http://schemas.microsoft.com/office/drawing/2015/9/8/chartex" xmlns:cx2="http://schemas.microsoft.com/office/drawing/2015/10/21/chartex" xmlns:cx3="http://schemas.microsoft.com/office/drawing/2016/5/9/chartex" xmlns:cx4="http://schemas.microsoft.com/office/drawing/2016/5/10/chartex" xmlns:cx5="http://schemas.microsoft.com/office/drawing/2016/5/11/chartex" xmlns:cx6="http://schemas.microsoft.com/office/drawing/2016/5/12/chartex" xmlns:cx7="http://schemas.microsoft.com/office/drawing/2016/5/13/chartex" xmlns:cx8="http://schemas.microsoft.com/office/drawing/2016/5/14/chartex" xmlns:mc="http://schemas.openxmlformats.org/markup-compatibility/2006" xmlns:aink="http://schemas.microsoft.com/office/drawing/2016/ink" xmlns:am3d="http://schemas.microsoft.com/office/drawing/2017/model3d" xmlns:o="urn:schemas-microsoft-com:office:office" xmlns:oel="http://schemas.microsoft.com/office/2019/extlst" xmlns:r="http://schemas.openxmlformats.org/officeDocument/2006/relationships" xmlns:m="http://schemas.openxmlformats.org/officeDocument/2006/math" xmlns:v="urn:schemas-microsoft-com:vml" xmlns:wp14="http://schemas.microsoft.com/office/word/2010/wordprocessingDrawing" xmlns:wp="http://schemas.openxmlformats.org/drawingml/2006/wordprocessingDrawing" xmlns:w10="urn:schemas-microsoft-com:office:word" xmlns:w="http://schemas.openxmlformats.org/wordprocessingml/2006/main" xmlns:w14="http://schemas.microsoft.com/office/word/2010/wordml" xmlns:w15="http://schemas.microsoft.com/office/word/2012/wordml" xmlns:w16cex="http://schemas.microsoft.com/office/word/2018/wordml/cex" xmlns:w16cid="http://schemas.microsoft.com/office/word/2016/wordml/cid" xmlns:w16="http://schemas.microsoft.com/office/word/2018/wordml" xmlns:w16du="http://schemas.microsoft.com/office/word/2023/wordml/word16du" xmlns:w16sdtdh="http://schemas.microsoft.com/office/word/2020/wordml/sdtdatahash" xmlns:w16sdtfl="http://schemas.microsoft.com/office/word/2024/wordml/sdtformatlock" xmlns:w16se="http://schemas.microsoft.com/office/word/2015/wordml/symex" xmlns:wpg="http://schemas.microsoft.com/office/word/2010/wordprocessingGroup" xmlns:wpi="http://schemas.microsoft.com/office/word/2010/wordprocessingInk" xmlns:wne="http://schemas.microsoft.com/office/word/2006/wordml" xmlns:wps="http://schemas.microsoft.com/office/word/2010/wordprocessingShape" mc:Ignorable="w14 w15 w16se w16cid w16 w16cex w16sdtdh w16sdtfl w16du wp14">
+  <w:p>
+    <w:pPr>
       <w:pStyle w:val="Tech"/>
       <w:jc w:val="right"/>
     </w:pPr>
-    <w:r>
-      <w:t xml:space="preserve">Louiery Sincioco  |  </w:t>
-    </w:r>
-    <w:r>
-      <w:fldChar w:fldCharType="begin"/>
-    </w:r>
-    <w:r>
-      <w:instrText>PAGE</w:instrText>
-    </w:r>
-    <w:r>
-      <w:fldChar w:fldCharType="separate"/>
-    </w:r>
-    <w:r>
-      <w:rPr>
-        <w:noProof/>
-      </w:rPr>
-      <w:t>1</w:t>
-    </w:r>
-    <w:r>
-      <w:fldChar w:fldCharType="end"/>
-    </w:r>
+  </w:p>
+</w:ftr>
+</file>
+
+<file path=word/footer3.xml><?xml version="1.0" encoding="utf-8"?>
+<w:ftr xmlns:wpc="http://schemas.microsoft.com/office/word/2010/wordprocessingCanvas" xmlns:cx="http://schemas.microsoft.com/office/drawing/2014/chartex" xmlns:cx1="http://schemas.microsoft.com/office/drawing/2015/9/8/chartex" xmlns:cx2="http://schemas.microsoft.com/office/drawing/2015/10/21/chartex" xmlns:cx3="http://schemas.microsoft.com/office/drawing/2016/5/9/chartex" xmlns:cx4="http://schemas.microsoft.com/office/drawing/2016/5/10/chartex" xmlns:cx5="http://schemas.microsoft.com/office/drawing/2016/5/11/chartex" xmlns:cx6="http://schemas.microsoft.com/office/drawing/2016/5/12/chartex" xmlns:cx7="http://schemas.microsoft.com/office/drawing/2016/5/13/chartex" xmlns:cx8="http://schemas.microsoft.com/office/drawing/2016/5/14/chartex" xmlns:mc="http://schemas.openxmlformats.org/markup-compatibility/2006" xmlns:aink="http://schemas.microsoft.com/office/drawing/2016/ink" xmlns:am3d="http://schemas.microsoft.com/office/drawing/2017/model3d" xmlns:o="urn:schemas-microsoft-com:office:office" xmlns:oel="http://schemas.microsoft.com/office/2019/extlst" xmlns:r="http://schemas.openxmlformats.org/officeDocument/2006/relationships" xmlns:m="http://schemas.openxmlformats.org/officeDocument/2006/math" xmlns:v="urn:schemas-microsoft-com:vml" xmlns:wp14="http://schemas.microsoft.com/office/word/2010/wordprocessingDrawing" xmlns:wp="http://schemas.openxmlformats.org/drawingml/2006/wordprocessingDrawing" xmlns:w10="urn:schemas-microsoft-com:office:word" xmlns:w="http://schemas.openxmlformats.org/wordprocessingml/2006/main" xmlns:w14="http://schemas.microsoft.com/office/word/2010/wordml" xmlns:w15="http://schemas.microsoft.com/office/word/2012/wordml" xmlns:w16cex="http://schemas.microsoft.com/office/word/2018/wordml/cex" xmlns:w16cid="http://schemas.microsoft.com/office/word/2016/wordml/cid" xmlns:w16="http://schemas.microsoft.com/office/word/2018/wordml" xmlns:w16du="http://schemas.microsoft.com/office/word/2023/wordml/word16du" xmlns:w16sdtdh="http://schemas.microsoft.com/office/word/2020/wordml/sdtdatahash" xmlns:w16sdtfl="http://schemas.microsoft.com/office/word/2024/wordml/sdtformatlock" xmlns:w16se="http://schemas.microsoft.com/office/word/2015/wordml/symex" xmlns:wpg="http://schemas.microsoft.com/office/word/2010/wordprocessingGroup" xmlns:wpi="http://schemas.microsoft.com/office/word/2010/wordprocessingInk" xmlns:wne="http://schemas.microsoft.com/office/word/2006/wordml" xmlns:wps="http://schemas.microsoft.com/office/word/2010/wordprocessingShape" mc:Ignorable="w14 w15 w16se w16cid w16 w16cex w16sdtdh w16sdtfl w16du wp14">
+  <w:p>
+    <w:pPr>
+      <w:pStyle w:val="Footer"/>
+    </w:pPr>
   </w:p>
 </w:ftr>
 </file>
@@ -514,7 +489,7 @@
   <w:footnote w:type="separator" w:id="-1">
     <w:p>
       <w:pPr>
-        <w:spacing w:after="0" w:line="240" w:lineRule="auto"/>
+        <w:spacing w:after="0"/>
       </w:pPr>
       <w:r>
         <w:separator/>
@@ -524,7 +499,7 @@
   <w:footnote w:type="continuationSeparator" w:id="0">
     <w:p>
       <w:pPr>
-        <w:spacing w:after="0" w:line="240" w:lineRule="auto"/>
+        <w:spacing w:after="0"/>
       </w:pPr>
       <w:r>
         <w:continuationSeparator/>
@@ -532,6 +507,36 @@
     </w:p>
   </w:footnote>
 </w:footnotes>
+</file>
+
+<file path=word/header1.xml><?xml version="1.0" encoding="utf-8"?>
+<w:hdr xmlns:wpc="http://schemas.microsoft.com/office/word/2010/wordprocessingCanvas" xmlns:cx="http://schemas.microsoft.com/office/drawing/2014/chartex" xmlns:cx1="http://schemas.microsoft.com/office/drawing/2015/9/8/chartex" xmlns:cx2="http://schemas.microsoft.com/office/drawing/2015/10/21/chartex" xmlns:cx3="http://schemas.microsoft.com/office/drawing/2016/5/9/chartex" xmlns:cx4="http://schemas.microsoft.com/office/drawing/2016/5/10/chartex" xmlns:cx5="http://schemas.microsoft.com/office/drawing/2016/5/11/chartex" xmlns:cx6="http://schemas.microsoft.com/office/drawing/2016/5/12/chartex" xmlns:cx7="http://schemas.microsoft.com/office/drawing/2016/5/13/chartex" xmlns:cx8="http://schemas.microsoft.com/office/drawing/2016/5/14/chartex" xmlns:mc="http://schemas.openxmlformats.org/markup-compatibility/2006" xmlns:aink="http://schemas.microsoft.com/office/drawing/2016/ink" xmlns:am3d="http://schemas.microsoft.com/office/drawing/2017/model3d" xmlns:o="urn:schemas-microsoft-com:office:office" xmlns:oel="http://schemas.microsoft.com/office/2019/extlst" xmlns:r="http://schemas.openxmlformats.org/officeDocument/2006/relationships" xmlns:m="http://schemas.openxmlformats.org/officeDocument/2006/math" xmlns:v="urn:schemas-microsoft-com:vml" xmlns:wp14="http://schemas.microsoft.com/office/word/2010/wordprocessingDrawing" xmlns:wp="http://schemas.openxmlformats.org/drawingml/2006/wordprocessingDrawing" xmlns:w10="urn:schemas-microsoft-com:office:word" xmlns:w="http://schemas.openxmlformats.org/wordprocessingml/2006/main" xmlns:w14="http://schemas.microsoft.com/office/word/2010/wordml" xmlns:w15="http://schemas.microsoft.com/office/word/2012/wordml" xmlns:w16cex="http://schemas.microsoft.com/office/word/2018/wordml/cex" xmlns:w16cid="http://schemas.microsoft.com/office/word/2016/wordml/cid" xmlns:w16="http://schemas.microsoft.com/office/word/2018/wordml" xmlns:w16du="http://schemas.microsoft.com/office/word/2023/wordml/word16du" xmlns:w16sdtdh="http://schemas.microsoft.com/office/word/2020/wordml/sdtdatahash" xmlns:w16sdtfl="http://schemas.microsoft.com/office/word/2024/wordml/sdtformatlock" xmlns:w16se="http://schemas.microsoft.com/office/word/2015/wordml/symex" xmlns:wpg="http://schemas.microsoft.com/office/word/2010/wordprocessingGroup" xmlns:wpi="http://schemas.microsoft.com/office/word/2010/wordprocessingInk" xmlns:wne="http://schemas.microsoft.com/office/word/2006/wordml" xmlns:wps="http://schemas.microsoft.com/office/word/2010/wordprocessingShape" mc:Ignorable="w14 w15 w16se w16cid w16 w16cex w16sdtdh w16sdtfl w16du wp14">
+  <w:p>
+    <w:pPr>
+      <w:pStyle w:val="Header"/>
+    </w:pPr>
+  </w:p>
+</w:hdr>
+</file>
+
+<file path=word/header2.xml><?xml version="1.0" encoding="utf-8"?>
+<w:hdr xmlns:wpc="http://schemas.microsoft.com/office/word/2010/wordprocessingCanvas" xmlns:cx="http://schemas.microsoft.com/office/drawing/2014/chartex" xmlns:cx1="http://schemas.microsoft.com/office/drawing/2015/9/8/chartex" xmlns:cx2="http://schemas.microsoft.com/office/drawing/2015/10/21/chartex" xmlns:cx3="http://schemas.microsoft.com/office/drawing/2016/5/9/chartex" xmlns:cx4="http://schemas.microsoft.com/office/drawing/2016/5/10/chartex" xmlns:cx5="http://schemas.microsoft.com/office/drawing/2016/5/11/chartex" xmlns:cx6="http://schemas.microsoft.com/office/drawing/2016/5/12/chartex" xmlns:cx7="http://schemas.microsoft.com/office/drawing/2016/5/13/chartex" xmlns:cx8="http://schemas.microsoft.com/office/drawing/2016/5/14/chartex" xmlns:mc="http://schemas.openxmlformats.org/markup-compatibility/2006" xmlns:aink="http://schemas.microsoft.com/office/drawing/2016/ink" xmlns:am3d="http://schemas.microsoft.com/office/drawing/2017/model3d" xmlns:o="urn:schemas-microsoft-com:office:office" xmlns:oel="http://schemas.microsoft.com/office/2019/extlst" xmlns:r="http://schemas.openxmlformats.org/officeDocument/2006/relationships" xmlns:m="http://schemas.openxmlformats.org/officeDocument/2006/math" xmlns:v="urn:schemas-microsoft-com:vml" xmlns:wp14="http://schemas.microsoft.com/office/word/2010/wordprocessingDrawing" xmlns:wp="http://schemas.openxmlformats.org/drawingml/2006/wordprocessingDrawing" xmlns:w10="urn:schemas-microsoft-com:office:word" xmlns:w="http://schemas.openxmlformats.org/wordprocessingml/2006/main" xmlns:w14="http://schemas.microsoft.com/office/word/2010/wordml" xmlns:w15="http://schemas.microsoft.com/office/word/2012/wordml" xmlns:w16cex="http://schemas.microsoft.com/office/word/2018/wordml/cex" xmlns:w16cid="http://schemas.microsoft.com/office/word/2016/wordml/cid" xmlns:w16="http://schemas.microsoft.com/office/word/2018/wordml" xmlns:w16du="http://schemas.microsoft.com/office/word/2023/wordml/word16du" xmlns:w16sdtdh="http://schemas.microsoft.com/office/word/2020/wordml/sdtdatahash" xmlns:w16sdtfl="http://schemas.microsoft.com/office/word/2024/wordml/sdtformatlock" xmlns:w16se="http://schemas.microsoft.com/office/word/2015/wordml/symex" xmlns:wpg="http://schemas.microsoft.com/office/word/2010/wordprocessingGroup" xmlns:wpi="http://schemas.microsoft.com/office/word/2010/wordprocessingInk" xmlns:wne="http://schemas.microsoft.com/office/word/2006/wordml" xmlns:wps="http://schemas.microsoft.com/office/word/2010/wordprocessingShape" mc:Ignorable="w14 w15 w16se w16cid w16 w16cex w16sdtdh w16sdtfl w16du wp14">
+  <w:p>
+    <w:pPr>
+      <w:pStyle w:val="Header"/>
+    </w:pPr>
+  </w:p>
+</w:hdr>
+</file>
+
+<file path=word/header3.xml><?xml version="1.0" encoding="utf-8"?>
+<w:hdr xmlns:wpc="http://schemas.microsoft.com/office/word/2010/wordprocessingCanvas" xmlns:cx="http://schemas.microsoft.com/office/drawing/2014/chartex" xmlns:cx1="http://schemas.microsoft.com/office/drawing/2015/9/8/chartex" xmlns:cx2="http://schemas.microsoft.com/office/drawing/2015/10/21/chartex" xmlns:cx3="http://schemas.microsoft.com/office/drawing/2016/5/9/chartex" xmlns:cx4="http://schemas.microsoft.com/office/drawing/2016/5/10/chartex" xmlns:cx5="http://schemas.microsoft.com/office/drawing/2016/5/11/chartex" xmlns:cx6="http://schemas.microsoft.com/office/drawing/2016/5/12/chartex" xmlns:cx7="http://schemas.microsoft.com/office/drawing/2016/5/13/chartex" xmlns:cx8="http://schemas.microsoft.com/office/drawing/2016/5/14/chartex" xmlns:mc="http://schemas.openxmlformats.org/markup-compatibility/2006" xmlns:aink="http://schemas.microsoft.com/office/drawing/2016/ink" xmlns:am3d="http://schemas.microsoft.com/office/drawing/2017/model3d" xmlns:o="urn:schemas-microsoft-com:office:office" xmlns:oel="http://schemas.microsoft.com/office/2019/extlst" xmlns:r="http://schemas.openxmlformats.org/officeDocument/2006/relationships" xmlns:m="http://schemas.openxmlformats.org/officeDocument/2006/math" xmlns:v="urn:schemas-microsoft-com:vml" xmlns:wp14="http://schemas.microsoft.com/office/word/2010/wordprocessingDrawing" xmlns:wp="http://schemas.openxmlformats.org/drawingml/2006/wordprocessingDrawing" xmlns:w10="urn:schemas-microsoft-com:office:word" xmlns:w="http://schemas.openxmlformats.org/wordprocessingml/2006/main" xmlns:w14="http://schemas.microsoft.com/office/word/2010/wordml" xmlns:w15="http://schemas.microsoft.com/office/word/2012/wordml" xmlns:w16cex="http://schemas.microsoft.com/office/word/2018/wordml/cex" xmlns:w16cid="http://schemas.microsoft.com/office/word/2016/wordml/cid" xmlns:w16="http://schemas.microsoft.com/office/word/2018/wordml" xmlns:w16du="http://schemas.microsoft.com/office/word/2023/wordml/word16du" xmlns:w16sdtdh="http://schemas.microsoft.com/office/word/2020/wordml/sdtdatahash" xmlns:w16sdtfl="http://schemas.microsoft.com/office/word/2024/wordml/sdtformatlock" xmlns:w16se="http://schemas.microsoft.com/office/word/2015/wordml/symex" xmlns:wpg="http://schemas.microsoft.com/office/word/2010/wordprocessingGroup" xmlns:wpi="http://schemas.microsoft.com/office/word/2010/wordprocessingInk" xmlns:wne="http://schemas.microsoft.com/office/word/2006/wordml" xmlns:wps="http://schemas.microsoft.com/office/word/2010/wordprocessingShape" mc:Ignorable="w14 w15 w16se w16cid w16 w16cex w16sdtdh w16sdtfl w16du wp14">
+  <w:p>
+    <w:pPr>
+      <w:pStyle w:val="Header"/>
+    </w:pPr>
+  </w:p>
+</w:hdr>
 </file>
 
 <file path=word/numbering.xml><?xml version="1.0" encoding="utf-8"?>
@@ -1126,9 +1131,9 @@
   <w:style w:type="paragraph" w:default="1" w:styleId="Normal">
     <w:name w:val="Normal"/>
     <w:qFormat/>
-    <w:rsid w:val="00FC693F"/>
-    <w:pPr>
-      <w:spacing w:after="100" w:line="247" w:lineRule="auto"/>
+    <w:rsid w:val="001D0AA8"/>
+    <w:pPr>
+      <w:spacing w:after="80" w:line="240" w:lineRule="auto"/>
     </w:pPr>
     <w:rPr>
       <w:rFonts w:ascii="Calibri" w:hAnsi="Calibri"/>
@@ -1142,11 +1147,11 @@
     <w:link w:val="Heading1Char"/>
     <w:uiPriority w:val="9"/>
     <w:qFormat/>
-    <w:rsid w:val="00FC693F"/>
+    <w:rsid w:val="001D0AA8"/>
     <w:pPr>
       <w:keepNext/>
       <w:keepLines/>
-      <w:spacing w:before="220"/>
+      <w:spacing w:before="180"/>
       <w:outlineLvl w:val="0"/>
     </w:pPr>
     <w:rPr>
@@ -1165,7 +1170,7 @@
     <w:uiPriority w:val="9"/>
     <w:unhideWhenUsed/>
     <w:qFormat/>
-    <w:rsid w:val="00FC693F"/>
+    <w:rsid w:val="001D0AA8"/>
     <w:pPr>
       <w:keepNext/>
       <w:keepLines/>
@@ -1188,7 +1193,7 @@
     <w:uiPriority w:val="9"/>
     <w:unhideWhenUsed/>
     <w:qFormat/>
-    <w:rsid w:val="00FC693F"/>
+    <w:rsid w:val="001D0AA8"/>
     <w:pPr>
       <w:keepNext/>
       <w:keepLines/>
@@ -1210,7 +1215,7 @@
     <w:semiHidden/>
     <w:unhideWhenUsed/>
     <w:qFormat/>
-    <w:rsid w:val="00FC693F"/>
+    <w:rsid w:val="001D0AA8"/>
     <w:pPr>
       <w:keepNext/>
       <w:keepLines/>
@@ -1234,7 +1239,7 @@
     <w:semiHidden/>
     <w:unhideWhenUsed/>
     <w:qFormat/>
-    <w:rsid w:val="00FC693F"/>
+    <w:rsid w:val="001D0AA8"/>
     <w:pPr>
       <w:keepNext/>
       <w:keepLines/>
@@ -1254,7 +1259,7 @@
     <w:semiHidden/>
     <w:unhideWhenUsed/>
     <w:qFormat/>
-    <w:rsid w:val="00FC693F"/>
+    <w:rsid w:val="001D0AA8"/>
     <w:pPr>
       <w:keepNext/>
       <w:keepLines/>
@@ -1276,7 +1281,7 @@
     <w:semiHidden/>
     <w:unhideWhenUsed/>
     <w:qFormat/>
-    <w:rsid w:val="00FC693F"/>
+    <w:rsid w:val="001D0AA8"/>
     <w:pPr>
       <w:keepNext/>
       <w:keepLines/>
@@ -1298,7 +1303,7 @@
     <w:semiHidden/>
     <w:unhideWhenUsed/>
     <w:qFormat/>
-    <w:rsid w:val="00FC693F"/>
+    <w:rsid w:val="001D0AA8"/>
     <w:pPr>
       <w:keepNext/>
       <w:keepLines/>
@@ -1320,7 +1325,7 @@
     <w:semiHidden/>
     <w:unhideWhenUsed/>
     <w:qFormat/>
-    <w:rsid w:val="00FC693F"/>
+    <w:rsid w:val="001D0AA8"/>
     <w:pPr>
       <w:keepNext/>
       <w:keepLines/>
@@ -1340,6 +1345,7 @@
     <w:uiPriority w:val="1"/>
     <w:semiHidden/>
     <w:unhideWhenUsed/>
+    <w:rsid w:val="001D0AA8"/>
   </w:style>
   <w:style w:type="table" w:default="1" w:styleId="TableNormal">
     <w:name w:val="Normal Table"/>
@@ -1361,6 +1367,7 @@
     <w:uiPriority w:val="99"/>
     <w:semiHidden/>
     <w:unhideWhenUsed/>
+    <w:rsid w:val="001D0AA8"/>
   </w:style>
   <w:style w:type="paragraph" w:styleId="Header">
     <w:name w:val="header"/>
@@ -1368,13 +1375,13 @@
     <w:link w:val="HeaderChar"/>
     <w:uiPriority w:val="99"/>
     <w:unhideWhenUsed/>
-    <w:rsid w:val="00E618BF"/>
+    <w:rsid w:val="001D0AA8"/>
     <w:pPr>
       <w:tabs>
         <w:tab w:val="center" w:pos="4680"/>
         <w:tab w:val="right" w:pos="9360"/>
       </w:tabs>
-      <w:spacing w:after="0" w:line="240" w:lineRule="auto"/>
+      <w:spacing w:after="0"/>
     </w:pPr>
   </w:style>
   <w:style w:type="character" w:customStyle="1" w:styleId="HeaderChar">
@@ -1382,7 +1389,11 @@
     <w:basedOn w:val="DefaultParagraphFont"/>
     <w:link w:val="Header"/>
     <w:uiPriority w:val="99"/>
-    <w:rsid w:val="00E618BF"/>
+    <w:rsid w:val="001D0AA8"/>
+    <w:rPr>
+      <w:rFonts w:ascii="Calibri" w:hAnsi="Calibri"/>
+      <w:color w:val="000000"/>
+    </w:rPr>
   </w:style>
   <w:style w:type="paragraph" w:styleId="Footer">
     <w:name w:val="footer"/>
@@ -1390,13 +1401,13 @@
     <w:link w:val="FooterChar"/>
     <w:uiPriority w:val="99"/>
     <w:unhideWhenUsed/>
-    <w:rsid w:val="00E618BF"/>
+    <w:rsid w:val="001D0AA8"/>
     <w:pPr>
       <w:tabs>
         <w:tab w:val="center" w:pos="4680"/>
         <w:tab w:val="right" w:pos="9360"/>
       </w:tabs>
-      <w:spacing w:after="0" w:line="240" w:lineRule="auto"/>
+      <w:spacing w:after="0"/>
     </w:pPr>
   </w:style>
   <w:style w:type="character" w:customStyle="1" w:styleId="FooterChar">
@@ -1404,13 +1415,17 @@
     <w:basedOn w:val="DefaultParagraphFont"/>
     <w:link w:val="Footer"/>
     <w:uiPriority w:val="99"/>
-    <w:rsid w:val="00E618BF"/>
+    <w:rsid w:val="001D0AA8"/>
+    <w:rPr>
+      <w:rFonts w:ascii="Calibri" w:hAnsi="Calibri"/>
+      <w:color w:val="000000"/>
+    </w:rPr>
   </w:style>
   <w:style w:type="paragraph" w:styleId="NoSpacing">
     <w:name w:val="No Spacing"/>
     <w:uiPriority w:val="1"/>
     <w:qFormat/>
-    <w:rsid w:val="00FC693F"/>
+    <w:rsid w:val="001D0AA8"/>
     <w:pPr>
       <w:spacing w:after="0" w:line="240" w:lineRule="auto"/>
     </w:pPr>
@@ -1423,13 +1438,13 @@
     <w:basedOn w:val="DefaultParagraphFont"/>
     <w:link w:val="Heading1"/>
     <w:uiPriority w:val="9"/>
-    <w:rsid w:val="00FC693F"/>
+    <w:rsid w:val="001D0AA8"/>
     <w:rPr>
       <w:rFonts w:asciiTheme="majorHAnsi" w:eastAsiaTheme="majorEastAsia" w:hAnsiTheme="majorHAnsi" w:cstheme="majorBidi"/>
       <w:b/>
       <w:bCs/>
-      <w:color w:val="365F91" w:themeColor="accent1" w:themeShade="BF"/>
-      <w:sz w:val="28"/>
+      <w:color w:val="000000"/>
+      <w:sz w:val="24"/>
       <w:szCs w:val="28"/>
     </w:rPr>
   </w:style>
@@ -1438,12 +1453,12 @@
     <w:basedOn w:val="DefaultParagraphFont"/>
     <w:link w:val="Heading2"/>
     <w:uiPriority w:val="9"/>
-    <w:rsid w:val="00FC693F"/>
+    <w:rsid w:val="001D0AA8"/>
     <w:rPr>
       <w:rFonts w:asciiTheme="majorHAnsi" w:eastAsiaTheme="majorEastAsia" w:hAnsiTheme="majorHAnsi" w:cstheme="majorBidi"/>
       <w:b/>
       <w:bCs/>
-      <w:color w:val="4F81BD" w:themeColor="accent1"/>
+      <w:color w:val="000000"/>
       <w:sz w:val="26"/>
       <w:szCs w:val="26"/>
     </w:rPr>
@@ -1453,12 +1468,12 @@
     <w:basedOn w:val="DefaultParagraphFont"/>
     <w:link w:val="Heading3"/>
     <w:uiPriority w:val="9"/>
-    <w:rsid w:val="00FC693F"/>
+    <w:rsid w:val="001D0AA8"/>
     <w:rPr>
       <w:rFonts w:asciiTheme="majorHAnsi" w:eastAsiaTheme="majorEastAsia" w:hAnsiTheme="majorHAnsi" w:cstheme="majorBidi"/>
       <w:b/>
       <w:bCs/>
-      <w:color w:val="4F81BD" w:themeColor="accent1"/>
+      <w:color w:val="000000"/>
     </w:rPr>
   </w:style>
   <w:style w:type="paragraph" w:styleId="Title">
@@ -1468,10 +1483,10 @@
     <w:link w:val="TitleChar"/>
     <w:uiPriority w:val="10"/>
     <w:qFormat/>
-    <w:rsid w:val="00FC693F"/>
+    <w:rsid w:val="001D0AA8"/>
     <w:pPr>
       <w:keepNext/>
-      <w:spacing w:after="60" w:line="240" w:lineRule="auto"/>
+      <w:spacing w:after="40"/>
       <w:contextualSpacing/>
     </w:pPr>
     <w:rPr>
@@ -1479,7 +1494,7 @@
       <w:b/>
       <w:spacing w:val="5"/>
       <w:kern w:val="28"/>
-      <w:sz w:val="52"/>
+      <w:sz w:val="48"/>
       <w:szCs w:val="52"/>
     </w:rPr>
   </w:style>
@@ -1488,13 +1503,14 @@
     <w:basedOn w:val="DefaultParagraphFont"/>
     <w:link w:val="Title"/>
     <w:uiPriority w:val="10"/>
-    <w:rsid w:val="00FC693F"/>
+    <w:rsid w:val="001D0AA8"/>
     <w:rPr>
       <w:rFonts w:asciiTheme="majorHAnsi" w:eastAsiaTheme="majorEastAsia" w:hAnsiTheme="majorHAnsi" w:cstheme="majorBidi"/>
-      <w:color w:val="17365D" w:themeColor="text2" w:themeShade="BF"/>
+      <w:b/>
+      <w:color w:val="000000"/>
       <w:spacing w:val="5"/>
       <w:kern w:val="28"/>
-      <w:sz w:val="52"/>
+      <w:sz w:val="48"/>
       <w:szCs w:val="52"/>
     </w:rPr>
   </w:style>
@@ -1505,18 +1521,17 @@
     <w:link w:val="SubtitleChar"/>
     <w:uiPriority w:val="11"/>
     <w:qFormat/>
-    <w:rsid w:val="00FC693F"/>
+    <w:rsid w:val="001D0AA8"/>
     <w:pPr>
       <w:keepNext/>
       <w:numPr>
         <w:ilvl w:val="1"/>
       </w:numPr>
-      <w:spacing w:after="140"/>
+      <w:spacing w:after="100"/>
     </w:pPr>
     <w:rPr>
       <w:rFonts w:asciiTheme="majorHAnsi" w:eastAsiaTheme="majorEastAsia" w:hAnsiTheme="majorHAnsi" w:cstheme="majorBidi"/>
       <w:b/>
-      <w:i/>
       <w:iCs/>
       <w:spacing w:val="15"/>
       <w:sz w:val="24"/>
@@ -1528,12 +1543,12 @@
     <w:basedOn w:val="DefaultParagraphFont"/>
     <w:link w:val="Subtitle"/>
     <w:uiPriority w:val="11"/>
-    <w:rsid w:val="00FC693F"/>
+    <w:rsid w:val="001D0AA8"/>
     <w:rPr>
       <w:rFonts w:asciiTheme="majorHAnsi" w:eastAsiaTheme="majorEastAsia" w:hAnsiTheme="majorHAnsi" w:cstheme="majorBidi"/>
-      <w:i/>
+      <w:b/>
       <w:iCs/>
-      <w:color w:val="4F81BD" w:themeColor="accent1"/>
+      <w:color w:val="000000"/>
       <w:spacing w:val="15"/>
       <w:sz w:val="24"/>
       <w:szCs w:val="24"/>
@@ -1544,7 +1559,7 @@
     <w:basedOn w:val="Normal"/>
     <w:uiPriority w:val="34"/>
     <w:qFormat/>
-    <w:rsid w:val="00FC693F"/>
+    <w:rsid w:val="001D0AA8"/>
     <w:pPr>
       <w:ind w:left="720"/>
       <w:contextualSpacing/>
@@ -1556,7 +1571,7 @@
     <w:link w:val="BodyTextChar"/>
     <w:uiPriority w:val="99"/>
     <w:unhideWhenUsed/>
-    <w:rsid w:val="00AA1D8D"/>
+    <w:rsid w:val="001D0AA8"/>
     <w:pPr>
       <w:spacing w:after="120"/>
     </w:pPr>
@@ -1566,7 +1581,11 @@
     <w:basedOn w:val="DefaultParagraphFont"/>
     <w:link w:val="BodyText"/>
     <w:uiPriority w:val="99"/>
-    <w:rsid w:val="00AA1D8D"/>
+    <w:rsid w:val="001D0AA8"/>
+    <w:rPr>
+      <w:rFonts w:ascii="Calibri" w:hAnsi="Calibri"/>
+      <w:color w:val="000000"/>
+    </w:rPr>
   </w:style>
   <w:style w:type="paragraph" w:styleId="BodyText2">
     <w:name w:val="Body Text 2"/>
@@ -1574,7 +1593,7 @@
     <w:link w:val="BodyText2Char"/>
     <w:uiPriority w:val="99"/>
     <w:unhideWhenUsed/>
-    <w:rsid w:val="00AA1D8D"/>
+    <w:rsid w:val="001D0AA8"/>
     <w:pPr>
       <w:spacing w:after="120" w:line="480" w:lineRule="auto"/>
     </w:pPr>
@@ -1584,7 +1603,11 @@
     <w:basedOn w:val="DefaultParagraphFont"/>
     <w:link w:val="BodyText2"/>
     <w:uiPriority w:val="99"/>
-    <w:rsid w:val="00AA1D8D"/>
+    <w:rsid w:val="001D0AA8"/>
+    <w:rPr>
+      <w:rFonts w:ascii="Calibri" w:hAnsi="Calibri"/>
+      <w:color w:val="000000"/>
+    </w:rPr>
   </w:style>
   <w:style w:type="paragraph" w:styleId="BodyText3">
     <w:name w:val="Body Text 3"/>
@@ -1592,7 +1615,7 @@
     <w:link w:val="BodyText3Char"/>
     <w:uiPriority w:val="99"/>
     <w:unhideWhenUsed/>
-    <w:rsid w:val="00AA1D8D"/>
+    <w:rsid w:val="001D0AA8"/>
     <w:pPr>
       <w:spacing w:after="120"/>
     </w:pPr>
@@ -1606,8 +1629,10 @@
     <w:basedOn w:val="DefaultParagraphFont"/>
     <w:link w:val="BodyText3"/>
     <w:uiPriority w:val="99"/>
-    <w:rsid w:val="00AA1D8D"/>
+    <w:rsid w:val="001D0AA8"/>
     <w:rPr>
+      <w:rFonts w:ascii="Calibri" w:hAnsi="Calibri"/>
+      <w:color w:val="000000"/>
       <w:sz w:val="16"/>
       <w:szCs w:val="16"/>
     </w:rPr>
@@ -1617,7 +1642,7 @@
     <w:basedOn w:val="Normal"/>
     <w:uiPriority w:val="99"/>
     <w:unhideWhenUsed/>
-    <w:rsid w:val="00AA1D8D"/>
+    <w:rsid w:val="001D0AA8"/>
     <w:pPr>
       <w:ind w:left="360" w:hanging="360"/>
       <w:contextualSpacing/>
@@ -1628,7 +1653,7 @@
     <w:basedOn w:val="Normal"/>
     <w:uiPriority w:val="99"/>
     <w:unhideWhenUsed/>
-    <w:rsid w:val="00326F90"/>
+    <w:rsid w:val="001D0AA8"/>
     <w:pPr>
       <w:ind w:left="720" w:hanging="360"/>
       <w:contextualSpacing/>
@@ -1639,7 +1664,7 @@
     <w:basedOn w:val="Normal"/>
     <w:uiPriority w:val="99"/>
     <w:unhideWhenUsed/>
-    <w:rsid w:val="00326F90"/>
+    <w:rsid w:val="001D0AA8"/>
     <w:pPr>
       <w:ind w:left="1080" w:hanging="360"/>
       <w:contextualSpacing/>
@@ -1650,14 +1675,14 @@
     <w:basedOn w:val="Normal"/>
     <w:uiPriority w:val="99"/>
     <w:unhideWhenUsed/>
-    <w:rsid w:val="00326F90"/>
+    <w:rsid w:val="001D0AA8"/>
     <w:pPr>
       <w:keepLines/>
       <w:numPr>
         <w:numId w:val="1"/>
       </w:numPr>
       <w:spacing w:after="60"/>
-      <w:ind w:left="202" w:hanging="202"/>
+      <w:ind w:left="216" w:hanging="216"/>
       <w:contextualSpacing/>
     </w:pPr>
   </w:style>
@@ -1666,7 +1691,7 @@
     <w:basedOn w:val="Normal"/>
     <w:uiPriority w:val="99"/>
     <w:unhideWhenUsed/>
-    <w:rsid w:val="00326F90"/>
+    <w:rsid w:val="001D0AA8"/>
     <w:pPr>
       <w:numPr>
         <w:numId w:val="2"/>
@@ -1679,7 +1704,7 @@
     <w:basedOn w:val="Normal"/>
     <w:uiPriority w:val="99"/>
     <w:unhideWhenUsed/>
-    <w:rsid w:val="00326F90"/>
+    <w:rsid w:val="001D0AA8"/>
     <w:pPr>
       <w:numPr>
         <w:numId w:val="3"/>
@@ -1692,7 +1717,7 @@
     <w:basedOn w:val="Normal"/>
     <w:uiPriority w:val="99"/>
     <w:unhideWhenUsed/>
-    <w:rsid w:val="00326F90"/>
+    <w:rsid w:val="001D0AA8"/>
     <w:pPr>
       <w:numPr>
         <w:numId w:val="5"/>
@@ -1705,7 +1730,7 @@
     <w:basedOn w:val="Normal"/>
     <w:uiPriority w:val="99"/>
     <w:unhideWhenUsed/>
-    <w:rsid w:val="0029639D"/>
+    <w:rsid w:val="001D0AA8"/>
     <w:pPr>
       <w:numPr>
         <w:numId w:val="6"/>
@@ -1718,7 +1743,7 @@
     <w:basedOn w:val="Normal"/>
     <w:uiPriority w:val="99"/>
     <w:unhideWhenUsed/>
-    <w:rsid w:val="0029639D"/>
+    <w:rsid w:val="001D0AA8"/>
     <w:pPr>
       <w:numPr>
         <w:numId w:val="7"/>
@@ -1731,7 +1756,7 @@
     <w:basedOn w:val="Normal"/>
     <w:uiPriority w:val="99"/>
     <w:unhideWhenUsed/>
-    <w:rsid w:val="0029639D"/>
+    <w:rsid w:val="001D0AA8"/>
     <w:pPr>
       <w:spacing w:after="120"/>
       <w:ind w:left="360"/>
@@ -1743,7 +1768,7 @@
     <w:basedOn w:val="Normal"/>
     <w:uiPriority w:val="99"/>
     <w:unhideWhenUsed/>
-    <w:rsid w:val="0029639D"/>
+    <w:rsid w:val="001D0AA8"/>
     <w:pPr>
       <w:spacing w:after="120"/>
       <w:ind w:left="720"/>
@@ -1755,7 +1780,7 @@
     <w:basedOn w:val="Normal"/>
     <w:uiPriority w:val="99"/>
     <w:unhideWhenUsed/>
-    <w:rsid w:val="0029639D"/>
+    <w:rsid w:val="001D0AA8"/>
     <w:pPr>
       <w:spacing w:after="120"/>
       <w:ind w:left="1080"/>
@@ -1767,7 +1792,7 @@
     <w:link w:val="MacroTextChar"/>
     <w:uiPriority w:val="99"/>
     <w:unhideWhenUsed/>
-    <w:rsid w:val="0029639D"/>
+    <w:rsid w:val="001D0AA8"/>
     <w:pPr>
       <w:tabs>
         <w:tab w:val="left" w:pos="576"/>
@@ -1791,9 +1816,10 @@
     <w:basedOn w:val="DefaultParagraphFont"/>
     <w:link w:val="MacroText"/>
     <w:uiPriority w:val="99"/>
-    <w:rsid w:val="0029639D"/>
+    <w:rsid w:val="001D0AA8"/>
     <w:rPr>
       <w:rFonts w:ascii="Courier" w:hAnsi="Courier"/>
+      <w:color w:val="000000"/>
       <w:sz w:val="20"/>
       <w:szCs w:val="20"/>
     </w:rPr>
@@ -1805,7 +1831,7 @@
     <w:link w:val="QuoteChar"/>
     <w:uiPriority w:val="29"/>
     <w:qFormat/>
-    <w:rsid w:val="00FC693F"/>
+    <w:rsid w:val="001D0AA8"/>
     <w:rPr>
       <w:i/>
       <w:iCs/>
@@ -1816,11 +1842,12 @@
     <w:basedOn w:val="DefaultParagraphFont"/>
     <w:link w:val="Quote"/>
     <w:uiPriority w:val="29"/>
-    <w:rsid w:val="00FC693F"/>
+    <w:rsid w:val="001D0AA8"/>
     <w:rPr>
+      <w:rFonts w:ascii="Calibri" w:hAnsi="Calibri"/>
       <w:i/>
       <w:iCs/>
-      <w:color w:val="000000" w:themeColor="text1"/>
+      <w:color w:val="000000"/>
     </w:rPr>
   </w:style>
   <w:style w:type="character" w:customStyle="1" w:styleId="Heading4Char">
@@ -1829,14 +1856,14 @@
     <w:link w:val="Heading4"/>
     <w:uiPriority w:val="9"/>
     <w:semiHidden/>
-    <w:rsid w:val="00FC693F"/>
+    <w:rsid w:val="001D0AA8"/>
     <w:rPr>
       <w:rFonts w:asciiTheme="majorHAnsi" w:eastAsiaTheme="majorEastAsia" w:hAnsiTheme="majorHAnsi" w:cstheme="majorBidi"/>
       <w:b/>
       <w:bCs/>
       <w:i/>
       <w:iCs/>
-      <w:color w:val="4F81BD" w:themeColor="accent1"/>
+      <w:color w:val="000000"/>
     </w:rPr>
   </w:style>
   <w:style w:type="character" w:customStyle="1" w:styleId="Heading5Char">
@@ -1845,10 +1872,10 @@
     <w:link w:val="Heading5"/>
     <w:uiPriority w:val="9"/>
     <w:semiHidden/>
-    <w:rsid w:val="00FC693F"/>
+    <w:rsid w:val="001D0AA8"/>
     <w:rPr>
       <w:rFonts w:asciiTheme="majorHAnsi" w:eastAsiaTheme="majorEastAsia" w:hAnsiTheme="majorHAnsi" w:cstheme="majorBidi"/>
-      <w:color w:val="243F60" w:themeColor="accent1" w:themeShade="7F"/>
+      <w:color w:val="000000"/>
     </w:rPr>
   </w:style>
   <w:style w:type="character" w:customStyle="1" w:styleId="Heading6Char">
@@ -1857,12 +1884,12 @@
     <w:link w:val="Heading6"/>
     <w:uiPriority w:val="9"/>
     <w:semiHidden/>
-    <w:rsid w:val="00FC693F"/>
+    <w:rsid w:val="001D0AA8"/>
     <w:rPr>
       <w:rFonts w:asciiTheme="majorHAnsi" w:eastAsiaTheme="majorEastAsia" w:hAnsiTheme="majorHAnsi" w:cstheme="majorBidi"/>
       <w:i/>
       <w:iCs/>
-      <w:color w:val="243F60" w:themeColor="accent1" w:themeShade="7F"/>
+      <w:color w:val="000000"/>
     </w:rPr>
   </w:style>
   <w:style w:type="character" w:customStyle="1" w:styleId="Heading7Char">
@@ -1871,12 +1898,12 @@
     <w:link w:val="Heading7"/>
     <w:uiPriority w:val="9"/>
     <w:semiHidden/>
-    <w:rsid w:val="00FC693F"/>
+    <w:rsid w:val="001D0AA8"/>
     <w:rPr>
       <w:rFonts w:asciiTheme="majorHAnsi" w:eastAsiaTheme="majorEastAsia" w:hAnsiTheme="majorHAnsi" w:cstheme="majorBidi"/>
       <w:i/>
       <w:iCs/>
-      <w:color w:val="404040" w:themeColor="text1" w:themeTint="BF"/>
+      <w:color w:val="000000"/>
     </w:rPr>
   </w:style>
   <w:style w:type="character" w:customStyle="1" w:styleId="Heading8Char">
@@ -1885,10 +1912,10 @@
     <w:link w:val="Heading8"/>
     <w:uiPriority w:val="9"/>
     <w:semiHidden/>
-    <w:rsid w:val="00FC693F"/>
+    <w:rsid w:val="001D0AA8"/>
     <w:rPr>
       <w:rFonts w:asciiTheme="majorHAnsi" w:eastAsiaTheme="majorEastAsia" w:hAnsiTheme="majorHAnsi" w:cstheme="majorBidi"/>
-      <w:color w:val="4F81BD" w:themeColor="accent1"/>
+      <w:color w:val="000000"/>
       <w:sz w:val="20"/>
       <w:szCs w:val="20"/>
     </w:rPr>
@@ -1899,12 +1926,12 @@
     <w:link w:val="Heading9"/>
     <w:uiPriority w:val="9"/>
     <w:semiHidden/>
-    <w:rsid w:val="00FC693F"/>
+    <w:rsid w:val="001D0AA8"/>
     <w:rPr>
       <w:rFonts w:asciiTheme="majorHAnsi" w:eastAsiaTheme="majorEastAsia" w:hAnsiTheme="majorHAnsi" w:cstheme="majorBidi"/>
       <w:i/>
       <w:iCs/>
-      <w:color w:val="404040" w:themeColor="text1" w:themeTint="BF"/>
+      <w:color w:val="000000"/>
       <w:sz w:val="20"/>
       <w:szCs w:val="20"/>
     </w:rPr>
@@ -1917,10 +1944,7 @@
     <w:semiHidden/>
     <w:unhideWhenUsed/>
     <w:qFormat/>
-    <w:rsid w:val="00FC693F"/>
-    <w:pPr>
-      <w:spacing w:line="240" w:lineRule="auto"/>
-    </w:pPr>
+    <w:rsid w:val="001D0AA8"/>
     <w:rPr>
       <w:b/>
       <w:bCs/>
@@ -1933,7 +1957,7 @@
     <w:basedOn w:val="DefaultParagraphFont"/>
     <w:uiPriority w:val="22"/>
     <w:qFormat/>
-    <w:rsid w:val="00FC693F"/>
+    <w:rsid w:val="001D0AA8"/>
     <w:rPr>
       <w:b/>
       <w:bCs/>
@@ -1944,7 +1968,7 @@
     <w:basedOn w:val="DefaultParagraphFont"/>
     <w:uiPriority w:val="20"/>
     <w:qFormat/>
-    <w:rsid w:val="00FC693F"/>
+    <w:rsid w:val="001D0AA8"/>
     <w:rPr>
       <w:i/>
       <w:iCs/>
@@ -1957,7 +1981,7 @@
     <w:link w:val="IntenseQuoteChar"/>
     <w:uiPriority w:val="30"/>
     <w:qFormat/>
-    <w:rsid w:val="00FC693F"/>
+    <w:rsid w:val="001D0AA8"/>
     <w:pPr>
       <w:spacing w:before="200" w:after="280"/>
       <w:ind w:left="936" w:right="936"/>
@@ -1974,7 +1998,34 @@
     <w:basedOn w:val="DefaultParagraphFont"/>
     <w:link w:val="IntenseQuote"/>
     <w:uiPriority w:val="30"/>
-    <w:rsid w:val="00FC693F"/>
+    <w:rsid w:val="001D0AA8"/>
+    <w:rPr>
+      <w:rFonts w:ascii="Calibri" w:hAnsi="Calibri"/>
+      <w:b/>
+      <w:bCs/>
+      <w:i/>
+      <w:iCs/>
+      <w:color w:val="000000"/>
+    </w:rPr>
+  </w:style>
+  <w:style w:type="character" w:styleId="SubtleEmphasis">
+    <w:name w:val="Subtle Emphasis"/>
+    <w:basedOn w:val="DefaultParagraphFont"/>
+    <w:uiPriority w:val="19"/>
+    <w:qFormat/>
+    <w:rsid w:val="001D0AA8"/>
+    <w:rPr>
+      <w:i/>
+      <w:iCs/>
+      <w:color w:val="808080" w:themeColor="text1" w:themeTint="7F"/>
+    </w:rPr>
+  </w:style>
+  <w:style w:type="character" w:styleId="IntenseEmphasis">
+    <w:name w:val="Intense Emphasis"/>
+    <w:basedOn w:val="DefaultParagraphFont"/>
+    <w:uiPriority w:val="21"/>
+    <w:qFormat/>
+    <w:rsid w:val="001D0AA8"/>
     <w:rPr>
       <w:b/>
       <w:bCs/>
@@ -1983,38 +2034,12 @@
       <w:color w:val="4F81BD" w:themeColor="accent1"/>
     </w:rPr>
   </w:style>
-  <w:style w:type="character" w:styleId="SubtleEmphasis">
-    <w:name w:val="Subtle Emphasis"/>
-    <w:basedOn w:val="DefaultParagraphFont"/>
-    <w:uiPriority w:val="19"/>
-    <w:qFormat/>
-    <w:rsid w:val="00FC693F"/>
-    <w:rPr>
-      <w:i/>
-      <w:iCs/>
-      <w:color w:val="808080" w:themeColor="text1" w:themeTint="7F"/>
-    </w:rPr>
-  </w:style>
-  <w:style w:type="character" w:styleId="IntenseEmphasis">
-    <w:name w:val="Intense Emphasis"/>
-    <w:basedOn w:val="DefaultParagraphFont"/>
-    <w:uiPriority w:val="21"/>
-    <w:qFormat/>
-    <w:rsid w:val="00FC693F"/>
-    <w:rPr>
-      <w:b/>
-      <w:bCs/>
-      <w:i/>
-      <w:iCs/>
-      <w:color w:val="4F81BD" w:themeColor="accent1"/>
-    </w:rPr>
-  </w:style>
   <w:style w:type="character" w:styleId="SubtleReference">
     <w:name w:val="Subtle Reference"/>
     <w:basedOn w:val="DefaultParagraphFont"/>
     <w:uiPriority w:val="31"/>
     <w:qFormat/>
-    <w:rsid w:val="00FC693F"/>
+    <w:rsid w:val="001D0AA8"/>
     <w:rPr>
       <w:smallCaps/>
       <w:color w:val="C0504D" w:themeColor="accent2"/>
@@ -2026,7 +2051,7 @@
     <w:basedOn w:val="DefaultParagraphFont"/>
     <w:uiPriority w:val="32"/>
     <w:qFormat/>
-    <w:rsid w:val="00FC693F"/>
+    <w:rsid w:val="001D0AA8"/>
     <w:rPr>
       <w:b/>
       <w:bCs/>
@@ -2041,7 +2066,7 @@
     <w:basedOn w:val="DefaultParagraphFont"/>
     <w:uiPriority w:val="33"/>
     <w:qFormat/>
-    <w:rsid w:val="00FC693F"/>
+    <w:rsid w:val="001D0AA8"/>
     <w:rPr>
       <w:b/>
       <w:bCs/>
@@ -2057,7 +2082,7 @@
     <w:semiHidden/>
     <w:unhideWhenUsed/>
     <w:qFormat/>
-    <w:rsid w:val="00FC693F"/>
+    <w:rsid w:val="001D0AA8"/>
     <w:pPr>
       <w:outlineLvl w:val="9"/>
     </w:pPr>
@@ -2066,7 +2091,7 @@
     <w:name w:val="Table Grid"/>
     <w:basedOn w:val="TableNormal"/>
     <w:uiPriority w:val="59"/>
-    <w:rsid w:val="00FC693F"/>
+    <w:rsid w:val="001D0AA8"/>
     <w:pPr>
       <w:spacing w:after="0" w:line="240" w:lineRule="auto"/>
     </w:pPr>
@@ -2085,7 +2110,7 @@
     <w:name w:val="Light Shading"/>
     <w:basedOn w:val="TableNormal"/>
     <w:uiPriority w:val="60"/>
-    <w:rsid w:val="00FC693F"/>
+    <w:rsid w:val="001D0AA8"/>
     <w:pPr>
       <w:spacing w:after="0" w:line="240" w:lineRule="auto"/>
     </w:pPr>
@@ -2181,7 +2206,7 @@
     <w:name w:val="Light Shading Accent 1"/>
     <w:basedOn w:val="TableNormal"/>
     <w:uiPriority w:val="60"/>
-    <w:rsid w:val="00FC693F"/>
+    <w:rsid w:val="001D0AA8"/>
     <w:pPr>
       <w:spacing w:after="0" w:line="240" w:lineRule="auto"/>
     </w:pPr>
@@ -2277,7 +2302,7 @@
     <w:name w:val="Light Shading Accent 2"/>
     <w:basedOn w:val="TableNormal"/>
     <w:uiPriority w:val="60"/>
-    <w:rsid w:val="00FC693F"/>
+    <w:rsid w:val="001D0AA8"/>
     <w:pPr>
       <w:spacing w:after="0" w:line="240" w:lineRule="auto"/>
     </w:pPr>
@@ -2373,7 +2398,7 @@
     <w:name w:val="Light Shading Accent 3"/>
     <w:basedOn w:val="TableNormal"/>
     <w:uiPriority w:val="60"/>
-    <w:rsid w:val="00FC693F"/>
+    <w:rsid w:val="001D0AA8"/>
     <w:pPr>
       <w:spacing w:after="0" w:line="240" w:lineRule="auto"/>
     </w:pPr>
@@ -2469,7 +2494,7 @@
     <w:name w:val="Light Shading Accent 4"/>
     <w:basedOn w:val="TableNormal"/>
     <w:uiPriority w:val="60"/>
-    <w:rsid w:val="00FC693F"/>
+    <w:rsid w:val="001D0AA8"/>
     <w:pPr>
       <w:spacing w:after="0" w:line="240" w:lineRule="auto"/>
     </w:pPr>
@@ -2565,7 +2590,7 @@
     <w:name w:val="Light Shading Accent 5"/>
     <w:basedOn w:val="TableNormal"/>
     <w:uiPriority w:val="60"/>
-    <w:rsid w:val="00FC693F"/>
+    <w:rsid w:val="001D0AA8"/>
     <w:pPr>
       <w:spacing w:after="0" w:line="240" w:lineRule="auto"/>
     </w:pPr>
@@ -2661,7 +2686,7 @@
     <w:name w:val="Light Shading Accent 6"/>
     <w:basedOn w:val="TableNormal"/>
     <w:uiPriority w:val="60"/>
-    <w:rsid w:val="00FC693F"/>
+    <w:rsid w:val="001D0AA8"/>
     <w:pPr>
       <w:spacing w:after="0" w:line="240" w:lineRule="auto"/>
     </w:pPr>
@@ -2757,7 +2782,7 @@
     <w:name w:val="Light List"/>
     <w:basedOn w:val="TableNormal"/>
     <w:uiPriority w:val="61"/>
-    <w:rsid w:val="00FC693F"/>
+    <w:rsid w:val="001D0AA8"/>
     <w:pPr>
       <w:spacing w:after="0" w:line="240" w:lineRule="auto"/>
     </w:pPr>
@@ -2842,7 +2867,7 @@
     <w:name w:val="Light List Accent 1"/>
     <w:basedOn w:val="TableNormal"/>
     <w:uiPriority w:val="61"/>
-    <w:rsid w:val="00FC693F"/>
+    <w:rsid w:val="001D0AA8"/>
     <w:pPr>
       <w:spacing w:after="0" w:line="240" w:lineRule="auto"/>
     </w:pPr>
@@ -2927,7 +2952,7 @@
     <w:name w:val="Light List Accent 2"/>
     <w:basedOn w:val="TableNormal"/>
     <w:uiPriority w:val="61"/>
-    <w:rsid w:val="00CB0664"/>
+    <w:rsid w:val="001D0AA8"/>
     <w:pPr>
       <w:spacing w:after="0" w:line="240" w:lineRule="auto"/>
     </w:pPr>
@@ -3012,7 +3037,7 @@
     <w:name w:val="Light List Accent 3"/>
     <w:basedOn w:val="TableNormal"/>
     <w:uiPriority w:val="61"/>
-    <w:rsid w:val="00CB0664"/>
+    <w:rsid w:val="001D0AA8"/>
     <w:pPr>
       <w:spacing w:after="0" w:line="240" w:lineRule="auto"/>
     </w:pPr>
@@ -3097,7 +3122,7 @@
     <w:name w:val="Light List Accent 4"/>
     <w:basedOn w:val="TableNormal"/>
     <w:uiPriority w:val="61"/>
-    <w:rsid w:val="00CB0664"/>
+    <w:rsid w:val="001D0AA8"/>
     <w:pPr>
       <w:spacing w:after="0" w:line="240" w:lineRule="auto"/>
     </w:pPr>
@@ -3182,7 +3207,7 @@
     <w:name w:val="Light List Accent 5"/>
     <w:basedOn w:val="TableNormal"/>
     <w:uiPriority w:val="61"/>
-    <w:rsid w:val="00CB0664"/>
+    <w:rsid w:val="001D0AA8"/>
     <w:pPr>
       <w:spacing w:after="0" w:line="240" w:lineRule="auto"/>
     </w:pPr>
@@ -3267,7 +3292,7 @@
     <w:name w:val="Light List Accent 6"/>
     <w:basedOn w:val="TableNormal"/>
     <w:uiPriority w:val="61"/>
-    <w:rsid w:val="00CB0664"/>
+    <w:rsid w:val="001D0AA8"/>
     <w:pPr>
       <w:spacing w:after="0" w:line="240" w:lineRule="auto"/>
     </w:pPr>
@@ -3352,7 +3377,7 @@
     <w:name w:val="Light Grid"/>
     <w:basedOn w:val="TableNormal"/>
     <w:uiPriority w:val="62"/>
-    <w:rsid w:val="00CB0664"/>
+    <w:rsid w:val="001D0AA8"/>
     <w:pPr>
       <w:spacing w:after="0" w:line="240" w:lineRule="auto"/>
     </w:pPr>
@@ -3475,7 +3500,7 @@
     <w:name w:val="Light Grid Accent 1"/>
     <w:basedOn w:val="TableNormal"/>
     <w:uiPriority w:val="62"/>
-    <w:rsid w:val="00CB0664"/>
+    <w:rsid w:val="001D0AA8"/>
     <w:pPr>
       <w:spacing w:after="0" w:line="240" w:lineRule="auto"/>
     </w:pPr>
@@ -3598,7 +3623,7 @@
     <w:name w:val="Light Grid Accent 2"/>
     <w:basedOn w:val="TableNormal"/>
     <w:uiPriority w:val="62"/>
-    <w:rsid w:val="00CB0664"/>
+    <w:rsid w:val="001D0AA8"/>
     <w:pPr>
       <w:spacing w:after="0" w:line="240" w:lineRule="auto"/>
     </w:pPr>
@@ -3721,7 +3746,7 @@
     <w:name w:val="Light Grid Accent 3"/>
     <w:basedOn w:val="TableNormal"/>
     <w:uiPriority w:val="62"/>
-    <w:rsid w:val="00CB0664"/>
+    <w:rsid w:val="001D0AA8"/>
     <w:pPr>
       <w:spacing w:after="0" w:line="240" w:lineRule="auto"/>
     </w:pPr>
@@ -3844,7 +3869,7 @@
     <w:name w:val="Light Grid Accent 4"/>
     <w:basedOn w:val="TableNormal"/>
     <w:uiPriority w:val="62"/>
-    <w:rsid w:val="00CB0664"/>
+    <w:rsid w:val="001D0AA8"/>
     <w:pPr>
       <w:spacing w:after="0" w:line="240" w:lineRule="auto"/>
     </w:pPr>
@@ -3967,7 +3992,7 @@
     <w:name w:val="Light Grid Accent 5"/>
     <w:basedOn w:val="TableNormal"/>
     <w:uiPriority w:val="62"/>
-    <w:rsid w:val="00CB0664"/>
+    <w:rsid w:val="001D0AA8"/>
     <w:pPr>
       <w:spacing w:after="0" w:line="240" w:lineRule="auto"/>
     </w:pPr>
@@ -4090,7 +4115,7 @@
     <w:name w:val="Light Grid Accent 6"/>
     <w:basedOn w:val="TableNormal"/>
     <w:uiPriority w:val="62"/>
-    <w:rsid w:val="00CB0664"/>
+    <w:rsid w:val="001D0AA8"/>
     <w:pPr>
       <w:spacing w:after="0" w:line="240" w:lineRule="auto"/>
     </w:pPr>
@@ -4213,7 +4238,7 @@
     <w:name w:val="Medium Shading 1"/>
     <w:basedOn w:val="TableNormal"/>
     <w:uiPriority w:val="63"/>
-    <w:rsid w:val="00CB0664"/>
+    <w:rsid w:val="001D0AA8"/>
     <w:pPr>
       <w:spacing w:after="0" w:line="240" w:lineRule="auto"/>
     </w:pPr>
@@ -4312,7 +4337,7 @@
     <w:name w:val="Medium Shading 1 Accent 1"/>
     <w:basedOn w:val="TableNormal"/>
     <w:uiPriority w:val="63"/>
-    <w:rsid w:val="00CB0664"/>
+    <w:rsid w:val="001D0AA8"/>
     <w:pPr>
       <w:spacing w:after="0" w:line="240" w:lineRule="auto"/>
     </w:pPr>
@@ -4411,7 +4436,7 @@
     <w:name w:val="Medium Shading 1 Accent 2"/>
     <w:basedOn w:val="TableNormal"/>
     <w:uiPriority w:val="63"/>
-    <w:rsid w:val="00CB0664"/>
+    <w:rsid w:val="001D0AA8"/>
     <w:pPr>
       <w:spacing w:after="0" w:line="240" w:lineRule="auto"/>
     </w:pPr>
@@ -4510,7 +4535,7 @@
     <w:name w:val="Medium Shading 1 Accent 3"/>
     <w:basedOn w:val="TableNormal"/>
     <w:uiPriority w:val="63"/>
-    <w:rsid w:val="00CB0664"/>
+    <w:rsid w:val="001D0AA8"/>
     <w:pPr>
       <w:spacing w:after="0" w:line="240" w:lineRule="auto"/>
     </w:pPr>
@@ -4609,7 +4634,7 @@
     <w:name w:val="Medium Shading 1 Accent 4"/>
     <w:basedOn w:val="TableNormal"/>
     <w:uiPriority w:val="63"/>
-    <w:rsid w:val="00CB0664"/>
+    <w:rsid w:val="001D0AA8"/>
     <w:pPr>
       <w:spacing w:after="0" w:line="240" w:lineRule="auto"/>
     </w:pPr>
@@ -4708,7 +4733,7 @@
     <w:name w:val="Medium Shading 1 Accent 5"/>
     <w:basedOn w:val="TableNormal"/>
     <w:uiPriority w:val="63"/>
-    <w:rsid w:val="00CB0664"/>
+    <w:rsid w:val="001D0AA8"/>
     <w:pPr>
       <w:spacing w:after="0" w:line="240" w:lineRule="auto"/>
     </w:pPr>
@@ -4807,7 +4832,7 @@
     <w:name w:val="Medium Shading 1 Accent 6"/>
     <w:basedOn w:val="TableNormal"/>
     <w:uiPriority w:val="63"/>
-    <w:rsid w:val="00CB0664"/>
+    <w:rsid w:val="001D0AA8"/>
     <w:pPr>
       <w:spacing w:after="0" w:line="240" w:lineRule="auto"/>
     </w:pPr>
@@ -4906,7 +4931,7 @@
     <w:name w:val="Medium Shading 2"/>
     <w:basedOn w:val="TableNormal"/>
     <w:uiPriority w:val="64"/>
-    <w:rsid w:val="00CB0664"/>
+    <w:rsid w:val="001D0AA8"/>
     <w:pPr>
       <w:spacing w:after="0" w:line="240" w:lineRule="auto"/>
     </w:pPr>
@@ -5048,7 +5073,7 @@
     <w:name w:val="Medium Shading 2 Accent 1"/>
     <w:basedOn w:val="TableNormal"/>
     <w:uiPriority w:val="64"/>
-    <w:rsid w:val="00CB0664"/>
+    <w:rsid w:val="001D0AA8"/>
     <w:pPr>
       <w:spacing w:after="0" w:line="240" w:lineRule="auto"/>
     </w:pPr>
@@ -5190,7 +5215,7 @@
     <w:name w:val="Medium Shading 2 Accent 2"/>
     <w:basedOn w:val="TableNormal"/>
     <w:uiPriority w:val="64"/>
-    <w:rsid w:val="00CB0664"/>
+    <w:rsid w:val="001D0AA8"/>
     <w:pPr>
       <w:spacing w:after="0" w:line="240" w:lineRule="auto"/>
     </w:pPr>
@@ -5332,7 +5357,7 @@
     <w:name w:val="Medium Shading 2 Accent 3"/>
     <w:basedOn w:val="TableNormal"/>
     <w:uiPriority w:val="64"/>
-    <w:rsid w:val="00CB0664"/>
+    <w:rsid w:val="001D0AA8"/>
     <w:pPr>
       <w:spacing w:after="0" w:line="240" w:lineRule="auto"/>
     </w:pPr>
@@ -5474,7 +5499,7 @@
     <w:name w:val="Medium Shading 2 Accent 4"/>
     <w:basedOn w:val="TableNormal"/>
     <w:uiPriority w:val="64"/>
-    <w:rsid w:val="00CB0664"/>
+    <w:rsid w:val="001D0AA8"/>
     <w:pPr>
       <w:spacing w:after="0" w:line="240" w:lineRule="auto"/>
     </w:pPr>
@@ -5616,7 +5641,7 @@
     <w:name w:val="Medium Shading 2 Accent 5"/>
     <w:basedOn w:val="TableNormal"/>
     <w:uiPriority w:val="64"/>
-    <w:rsid w:val="00CB0664"/>
+    <w:rsid w:val="001D0AA8"/>
     <w:pPr>
       <w:spacing w:after="0" w:line="240" w:lineRule="auto"/>
     </w:pPr>
@@ -5758,7 +5783,7 @@
     <w:name w:val="Medium Shading 2 Accent 6"/>
     <w:basedOn w:val="TableNormal"/>
     <w:uiPriority w:val="64"/>
-    <w:rsid w:val="00CB0664"/>
+    <w:rsid w:val="001D0AA8"/>
     <w:pPr>
       <w:spacing w:after="0" w:line="240" w:lineRule="auto"/>
     </w:pPr>
@@ -5900,7 +5925,7 @@
     <w:name w:val="Medium List 1"/>
     <w:basedOn w:val="TableNormal"/>
     <w:uiPriority w:val="65"/>
-    <w:rsid w:val="00CB0664"/>
+    <w:rsid w:val="001D0AA8"/>
     <w:pPr>
       <w:spacing w:after="0" w:line="240" w:lineRule="auto"/>
     </w:pPr>
@@ -5977,7 +6002,7 @@
     <w:name w:val="Medium List 1 Accent 1"/>
     <w:basedOn w:val="TableNormal"/>
     <w:uiPriority w:val="65"/>
-    <w:rsid w:val="00CB0664"/>
+    <w:rsid w:val="001D0AA8"/>
     <w:pPr>
       <w:spacing w:after="0" w:line="240" w:lineRule="auto"/>
     </w:pPr>
@@ -6054,7 +6079,7 @@
     <w:name w:val="Medium List 1 Accent 2"/>
     <w:basedOn w:val="TableNormal"/>
     <w:uiPriority w:val="65"/>
-    <w:rsid w:val="00CB0664"/>
+    <w:rsid w:val="001D0AA8"/>
     <w:pPr>
       <w:spacing w:after="0" w:line="240" w:lineRule="auto"/>
     </w:pPr>
@@ -6131,7 +6156,7 @@
     <w:name w:val="Medium List 1 Accent 3"/>
     <w:basedOn w:val="TableNormal"/>
     <w:uiPriority w:val="65"/>
-    <w:rsid w:val="00CB0664"/>
+    <w:rsid w:val="001D0AA8"/>
     <w:pPr>
       <w:spacing w:after="0" w:line="240" w:lineRule="auto"/>
     </w:pPr>
@@ -6208,7 +6233,7 @@
     <w:name w:val="Medium List 1 Accent 4"/>
     <w:basedOn w:val="TableNormal"/>
     <w:uiPriority w:val="65"/>
-    <w:rsid w:val="00CB0664"/>
+    <w:rsid w:val="001D0AA8"/>
     <w:pPr>
       <w:spacing w:after="0" w:line="240" w:lineRule="auto"/>
     </w:pPr>
@@ -6285,7 +6310,7 @@
     <w:name w:val="Medium List 1 Accent 5"/>
     <w:basedOn w:val="TableNormal"/>
     <w:uiPriority w:val="65"/>
-    <w:rsid w:val="00CB0664"/>
+    <w:rsid w:val="001D0AA8"/>
     <w:pPr>
       <w:spacing w:after="0" w:line="240" w:lineRule="auto"/>
     </w:pPr>
@@ -6362,7 +6387,7 @@
     <w:name w:val="Medium List 1 Accent 6"/>
     <w:basedOn w:val="TableNormal"/>
     <w:uiPriority w:val="65"/>
-    <w:rsid w:val="00CB0664"/>
+    <w:rsid w:val="001D0AA8"/>
     <w:pPr>
       <w:spacing w:after="0" w:line="240" w:lineRule="auto"/>
     </w:pPr>
@@ -6439,7 +6464,7 @@
     <w:name w:val="Medium List 2"/>
     <w:basedOn w:val="TableNormal"/>
     <w:uiPriority w:val="66"/>
-    <w:rsid w:val="00CB0664"/>
+    <w:rsid w:val="001D0AA8"/>
     <w:pPr>
       <w:spacing w:after="0" w:line="240" w:lineRule="auto"/>
     </w:pPr>
@@ -6560,7 +6585,7 @@
     <w:name w:val="Medium List 2 Accent 1"/>
     <w:basedOn w:val="TableNormal"/>
     <w:uiPriority w:val="66"/>
-    <w:rsid w:val="00CB0664"/>
+    <w:rsid w:val="001D0AA8"/>
     <w:pPr>
       <w:spacing w:after="0" w:line="240" w:lineRule="auto"/>
     </w:pPr>
@@ -6681,7 +6706,7 @@
     <w:name w:val="Medium List 2 Accent 2"/>
     <w:basedOn w:val="TableNormal"/>
     <w:uiPriority w:val="66"/>
-    <w:rsid w:val="00CB0664"/>
+    <w:rsid w:val="001D0AA8"/>
     <w:pPr>
       <w:spacing w:after="0" w:line="240" w:lineRule="auto"/>
     </w:pPr>
@@ -6802,7 +6827,7 @@
     <w:name w:val="Medium List 2 Accent 3"/>
     <w:basedOn w:val="TableNormal"/>
     <w:uiPriority w:val="66"/>
-    <w:rsid w:val="00CB0664"/>
+    <w:rsid w:val="001D0AA8"/>
     <w:pPr>
       <w:spacing w:after="0" w:line="240" w:lineRule="auto"/>
     </w:pPr>
@@ -6923,7 +6948,7 @@
     <w:name w:val="Medium List 2 Accent 4"/>
     <w:basedOn w:val="TableNormal"/>
     <w:uiPriority w:val="66"/>
-    <w:rsid w:val="00CB0664"/>
+    <w:rsid w:val="001D0AA8"/>
     <w:pPr>
       <w:spacing w:after="0" w:line="240" w:lineRule="auto"/>
     </w:pPr>
@@ -7044,7 +7069,7 @@
     <w:name w:val="Medium List 2 Accent 5"/>
     <w:basedOn w:val="TableNormal"/>
     <w:uiPriority w:val="66"/>
-    <w:rsid w:val="00CB0664"/>
+    <w:rsid w:val="001D0AA8"/>
     <w:pPr>
       <w:spacing w:after="0" w:line="240" w:lineRule="auto"/>
     </w:pPr>
@@ -7165,7 +7190,7 @@
     <w:name w:val="Medium List 2 Accent 6"/>
     <w:basedOn w:val="TableNormal"/>
     <w:uiPriority w:val="66"/>
-    <w:rsid w:val="00CB0664"/>
+    <w:rsid w:val="001D0AA8"/>
     <w:pPr>
       <w:spacing w:after="0" w:line="240" w:lineRule="auto"/>
     </w:pPr>
@@ -7286,7 +7311,7 @@
     <w:name w:val="Medium Grid 1"/>
     <w:basedOn w:val="TableNormal"/>
     <w:uiPriority w:val="67"/>
-    <w:rsid w:val="00CB0664"/>
+    <w:rsid w:val="001D0AA8"/>
     <w:pPr>
       <w:spacing w:after="0" w:line="240" w:lineRule="auto"/>
     </w:pPr>
@@ -7352,7 +7377,7 @@
     <w:name w:val="Medium Grid 1 Accent 1"/>
     <w:basedOn w:val="TableNormal"/>
     <w:uiPriority w:val="67"/>
-    <w:rsid w:val="00CB0664"/>
+    <w:rsid w:val="001D0AA8"/>
     <w:pPr>
       <w:spacing w:after="0" w:line="240" w:lineRule="auto"/>
     </w:pPr>
@@ -7418,7 +7443,7 @@
     <w:name w:val="Medium Grid 1 Accent 2"/>
     <w:basedOn w:val="TableNormal"/>
     <w:uiPriority w:val="67"/>
-    <w:rsid w:val="00CB0664"/>
+    <w:rsid w:val="001D0AA8"/>
     <w:pPr>
       <w:spacing w:after="0" w:line="240" w:lineRule="auto"/>
     </w:pPr>
@@ -7484,7 +7509,7 @@
     <w:name w:val="Medium Grid 1 Accent 3"/>
     <w:basedOn w:val="TableNormal"/>
     <w:uiPriority w:val="67"/>
-    <w:rsid w:val="00CB0664"/>
+    <w:rsid w:val="001D0AA8"/>
     <w:pPr>
       <w:spacing w:after="0" w:line="240" w:lineRule="auto"/>
     </w:pPr>
@@ -7550,7 +7575,7 @@
     <w:name w:val="Medium Grid 1 Accent 4"/>
     <w:basedOn w:val="TableNormal"/>
     <w:uiPriority w:val="67"/>
-    <w:rsid w:val="00CB0664"/>
+    <w:rsid w:val="001D0AA8"/>
     <w:pPr>
       <w:spacing w:after="0" w:line="240" w:lineRule="auto"/>
     </w:pPr>
@@ -7616,7 +7641,7 @@
     <w:name w:val="Medium Grid 1 Accent 5"/>
     <w:basedOn w:val="TableNormal"/>
     <w:uiPriority w:val="67"/>
-    <w:rsid w:val="00CB0664"/>
+    <w:rsid w:val="001D0AA8"/>
     <w:pPr>
       <w:spacing w:after="0" w:line="240" w:lineRule="auto"/>
     </w:pPr>
@@ -7682,7 +7707,7 @@
     <w:name w:val="Medium Grid 1 Accent 6"/>
     <w:basedOn w:val="TableNormal"/>
     <w:uiPriority w:val="67"/>
-    <w:rsid w:val="00CB0664"/>
+    <w:rsid w:val="001D0AA8"/>
     <w:pPr>
       <w:spacing w:after="0" w:line="240" w:lineRule="auto"/>
     </w:pPr>
@@ -7748,7 +7773,7 @@
     <w:name w:val="Medium Grid 2"/>
     <w:basedOn w:val="TableNormal"/>
     <w:uiPriority w:val="68"/>
-    <w:rsid w:val="00CB0664"/>
+    <w:rsid w:val="001D0AA8"/>
     <w:pPr>
       <w:spacing w:after="0" w:line="240" w:lineRule="auto"/>
     </w:pPr>
@@ -7866,7 +7891,7 @@
     <w:name w:val="Medium Grid 2 Accent 1"/>
     <w:basedOn w:val="TableNormal"/>
     <w:uiPriority w:val="68"/>
-    <w:rsid w:val="00CB0664"/>
+    <w:rsid w:val="001D0AA8"/>
     <w:pPr>
       <w:spacing w:after="0" w:line="240" w:lineRule="auto"/>
     </w:pPr>
@@ -7984,7 +8009,7 @@
     <w:name w:val="Medium Grid 2 Accent 2"/>
     <w:basedOn w:val="TableNormal"/>
     <w:uiPriority w:val="68"/>
-    <w:rsid w:val="00CB0664"/>
+    <w:rsid w:val="001D0AA8"/>
     <w:pPr>
       <w:spacing w:after="0" w:line="240" w:lineRule="auto"/>
     </w:pPr>
@@ -8102,7 +8127,7 @@
     <w:name w:val="Medium Grid 2 Accent 3"/>
     <w:basedOn w:val="TableNormal"/>
     <w:uiPriority w:val="68"/>
-    <w:rsid w:val="00CB0664"/>
+    <w:rsid w:val="001D0AA8"/>
     <w:pPr>
       <w:spacing w:after="0" w:line="240" w:lineRule="auto"/>
     </w:pPr>
@@ -8220,7 +8245,7 @@
     <w:name w:val="Medium Grid 2 Accent 4"/>
     <w:basedOn w:val="TableNormal"/>
     <w:uiPriority w:val="68"/>
-    <w:rsid w:val="00CB0664"/>
+    <w:rsid w:val="001D0AA8"/>
     <w:pPr>
       <w:spacing w:after="0" w:line="240" w:lineRule="auto"/>
     </w:pPr>
@@ -8338,7 +8363,7 @@
     <w:name w:val="Medium Grid 2 Accent 5"/>
     <w:basedOn w:val="TableNormal"/>
     <w:uiPriority w:val="68"/>
-    <w:rsid w:val="00CB0664"/>
+    <w:rsid w:val="001D0AA8"/>
     <w:pPr>
       <w:spacing w:after="0" w:line="240" w:lineRule="auto"/>
     </w:pPr>
@@ -8456,7 +8481,7 @@
     <w:name w:val="Medium Grid 2 Accent 6"/>
     <w:basedOn w:val="TableNormal"/>
     <w:uiPriority w:val="68"/>
-    <w:rsid w:val="00CB0664"/>
+    <w:rsid w:val="001D0AA8"/>
     <w:pPr>
       <w:spacing w:after="0" w:line="240" w:lineRule="auto"/>
     </w:pPr>
@@ -8574,7 +8599,7 @@
     <w:name w:val="Medium Grid 3"/>
     <w:basedOn w:val="TableNormal"/>
     <w:uiPriority w:val="69"/>
-    <w:rsid w:val="00CB0664"/>
+    <w:rsid w:val="001D0AA8"/>
     <w:pPr>
       <w:spacing w:after="0" w:line="240" w:lineRule="auto"/>
     </w:pPr>
@@ -8708,7 +8733,7 @@
     <w:name w:val="Medium Grid 3 Accent 1"/>
     <w:basedOn w:val="TableNormal"/>
     <w:uiPriority w:val="69"/>
-    <w:rsid w:val="00CB0664"/>
+    <w:rsid w:val="001D0AA8"/>
     <w:pPr>
       <w:spacing w:after="0" w:line="240" w:lineRule="auto"/>
     </w:pPr>
@@ -8842,7 +8867,7 @@
     <w:name w:val="Medium Grid 3 Accent 2"/>
     <w:basedOn w:val="TableNormal"/>
     <w:uiPriority w:val="69"/>
-    <w:rsid w:val="00CB0664"/>
+    <w:rsid w:val="001D0AA8"/>
     <w:pPr>
       <w:spacing w:after="0" w:line="240" w:lineRule="auto"/>
     </w:pPr>
@@ -8976,7 +9001,7 @@
     <w:name w:val="Medium Grid 3 Accent 3"/>
     <w:basedOn w:val="TableNormal"/>
     <w:uiPriority w:val="69"/>
-    <w:rsid w:val="00CB0664"/>
+    <w:rsid w:val="001D0AA8"/>
     <w:pPr>
       <w:spacing w:after="0" w:line="240" w:lineRule="auto"/>
     </w:pPr>
@@ -9110,7 +9135,7 @@
     <w:name w:val="Medium Grid 3 Accent 4"/>
     <w:basedOn w:val="TableNormal"/>
     <w:uiPriority w:val="69"/>
-    <w:rsid w:val="00CB0664"/>
+    <w:rsid w:val="001D0AA8"/>
     <w:pPr>
       <w:spacing w:after="0" w:line="240" w:lineRule="auto"/>
     </w:pPr>
@@ -9244,7 +9269,7 @@
     <w:name w:val="Medium Grid 3 Accent 5"/>
     <w:basedOn w:val="TableNormal"/>
     <w:uiPriority w:val="69"/>
-    <w:rsid w:val="00CB0664"/>
+    <w:rsid w:val="001D0AA8"/>
     <w:pPr>
       <w:spacing w:after="0" w:line="240" w:lineRule="auto"/>
     </w:pPr>
@@ -9378,7 +9403,7 @@
     <w:name w:val="Medium Grid 3 Accent 6"/>
     <w:basedOn w:val="TableNormal"/>
     <w:uiPriority w:val="69"/>
-    <w:rsid w:val="00CB0664"/>
+    <w:rsid w:val="001D0AA8"/>
     <w:pPr>
       <w:spacing w:after="0" w:line="240" w:lineRule="auto"/>
     </w:pPr>
@@ -9512,7 +9537,7 @@
     <w:name w:val="Dark List"/>
     <w:basedOn w:val="TableNormal"/>
     <w:uiPriority w:val="70"/>
-    <w:rsid w:val="00CB0664"/>
+    <w:rsid w:val="001D0AA8"/>
     <w:pPr>
       <w:spacing w:after="0" w:line="240" w:lineRule="auto"/>
     </w:pPr>
@@ -9619,7 +9644,7 @@
     <w:name w:val="Dark List Accent 1"/>
     <w:basedOn w:val="TableNormal"/>
     <w:uiPriority w:val="70"/>
-    <w:rsid w:val="00CB0664"/>
+    <w:rsid w:val="001D0AA8"/>
     <w:pPr>
       <w:spacing w:after="0" w:line="240" w:lineRule="auto"/>
     </w:pPr>
@@ -9726,7 +9751,7 @@
     <w:name w:val="Dark List Accent 2"/>
     <w:basedOn w:val="TableNormal"/>
     <w:uiPriority w:val="70"/>
-    <w:rsid w:val="00CB0664"/>
+    <w:rsid w:val="001D0AA8"/>
     <w:pPr>
       <w:spacing w:after="0" w:line="240" w:lineRule="auto"/>
     </w:pPr>
@@ -9833,7 +9858,7 @@
     <w:name w:val="Dark List Accent 3"/>
     <w:basedOn w:val="TableNormal"/>
     <w:uiPriority w:val="70"/>
-    <w:rsid w:val="00CB0664"/>
+    <w:rsid w:val="001D0AA8"/>
     <w:pPr>
       <w:spacing w:after="0" w:line="240" w:lineRule="auto"/>
     </w:pPr>
@@ -9940,7 +9965,7 @@
     <w:name w:val="Dark List Accent 4"/>
     <w:basedOn w:val="TableNormal"/>
     <w:uiPriority w:val="70"/>
-    <w:rsid w:val="00CB0664"/>
+    <w:rsid w:val="001D0AA8"/>
     <w:pPr>
       <w:spacing w:after="0" w:line="240" w:lineRule="auto"/>
     </w:pPr>
@@ -10047,7 +10072,7 @@
     <w:name w:val="Dark List Accent 5"/>
     <w:basedOn w:val="TableNormal"/>
     <w:uiPriority w:val="70"/>
-    <w:rsid w:val="00CB0664"/>
+    <w:rsid w:val="001D0AA8"/>
     <w:pPr>
       <w:spacing w:after="0" w:line="240" w:lineRule="auto"/>
     </w:pPr>
@@ -10154,7 +10179,7 @@
     <w:name w:val="Dark List Accent 6"/>
     <w:basedOn w:val="TableNormal"/>
     <w:uiPriority w:val="70"/>
-    <w:rsid w:val="00CB0664"/>
+    <w:rsid w:val="001D0AA8"/>
     <w:pPr>
       <w:spacing w:after="0" w:line="240" w:lineRule="auto"/>
     </w:pPr>
@@ -10261,7 +10286,7 @@
     <w:name w:val="Colorful Shading"/>
     <w:basedOn w:val="TableNormal"/>
     <w:uiPriority w:val="71"/>
-    <w:rsid w:val="00CB0664"/>
+    <w:rsid w:val="001D0AA8"/>
     <w:pPr>
       <w:spacing w:after="0" w:line="240" w:lineRule="auto"/>
     </w:pPr>
@@ -10376,7 +10401,7 @@
     <w:name w:val="Colorful Shading Accent 1"/>
     <w:basedOn w:val="TableNormal"/>
     <w:uiPriority w:val="71"/>
-    <w:rsid w:val="00CB0664"/>
+    <w:rsid w:val="001D0AA8"/>
     <w:pPr>
       <w:spacing w:after="0" w:line="240" w:lineRule="auto"/>
     </w:pPr>
@@ -10491,7 +10516,7 @@
     <w:name w:val="Colorful Shading Accent 2"/>
     <w:basedOn w:val="TableNormal"/>
     <w:uiPriority w:val="71"/>
-    <w:rsid w:val="00CB0664"/>
+    <w:rsid w:val="001D0AA8"/>
     <w:pPr>
       <w:spacing w:after="0" w:line="240" w:lineRule="auto"/>
     </w:pPr>
@@ -10606,7 +10631,7 @@
     <w:name w:val="Colorful Shading Accent 3"/>
     <w:basedOn w:val="TableNormal"/>
     <w:uiPriority w:val="71"/>
-    <w:rsid w:val="00CB0664"/>
+    <w:rsid w:val="001D0AA8"/>
     <w:pPr>
       <w:spacing w:after="0" w:line="240" w:lineRule="auto"/>
     </w:pPr>
@@ -10711,7 +10736,7 @@
     <w:name w:val="Colorful Shading Accent 4"/>
     <w:basedOn w:val="TableNormal"/>
     <w:uiPriority w:val="71"/>
-    <w:rsid w:val="00CB0664"/>
+    <w:rsid w:val="001D0AA8"/>
     <w:pPr>
       <w:spacing w:after="0" w:line="240" w:lineRule="auto"/>
     </w:pPr>
@@ -10826,7 +10851,7 @@
     <w:name w:val="Colorful Shading Accent 5"/>
     <w:basedOn w:val="TableNormal"/>
     <w:uiPriority w:val="71"/>
-    <w:rsid w:val="00CB0664"/>
+    <w:rsid w:val="001D0AA8"/>
     <w:pPr>
       <w:spacing w:after="0" w:line="240" w:lineRule="auto"/>
     </w:pPr>
@@ -10941,7 +10966,7 @@
     <w:name w:val="Colorful Shading Accent 6"/>
     <w:basedOn w:val="TableNormal"/>
     <w:uiPriority w:val="71"/>
-    <w:rsid w:val="00CB0664"/>
+    <w:rsid w:val="001D0AA8"/>
     <w:pPr>
       <w:spacing w:after="0" w:line="240" w:lineRule="auto"/>
     </w:pPr>
@@ -11056,7 +11081,7 @@
     <w:name w:val="Colorful List"/>
     <w:basedOn w:val="TableNormal"/>
     <w:uiPriority w:val="72"/>
-    <w:rsid w:val="00CB0664"/>
+    <w:rsid w:val="001D0AA8"/>
     <w:pPr>
       <w:spacing w:after="0" w:line="240" w:lineRule="auto"/>
     </w:pPr>
@@ -11135,7 +11160,7 @@
     <w:name w:val="Colorful List Accent 1"/>
     <w:basedOn w:val="TableNormal"/>
     <w:uiPriority w:val="72"/>
-    <w:rsid w:val="00CB0664"/>
+    <w:rsid w:val="001D0AA8"/>
     <w:pPr>
       <w:spacing w:after="0" w:line="240" w:lineRule="auto"/>
     </w:pPr>
@@ -11214,7 +11239,7 @@
     <w:name w:val="Colorful List Accent 2"/>
     <w:basedOn w:val="TableNormal"/>
     <w:uiPriority w:val="72"/>
-    <w:rsid w:val="00CB0664"/>
+    <w:rsid w:val="001D0AA8"/>
     <w:pPr>
       <w:spacing w:after="0" w:line="240" w:lineRule="auto"/>
     </w:pPr>
@@ -11293,7 +11318,7 @@
     <w:name w:val="Colorful List Accent 3"/>
     <w:basedOn w:val="TableNormal"/>
     <w:uiPriority w:val="72"/>
-    <w:rsid w:val="00CB0664"/>
+    <w:rsid w:val="001D0AA8"/>
     <w:pPr>
       <w:spacing w:after="0" w:line="240" w:lineRule="auto"/>
     </w:pPr>
@@ -11372,7 +11397,7 @@
     <w:name w:val="Colorful List Accent 4"/>
     <w:basedOn w:val="TableNormal"/>
     <w:uiPriority w:val="72"/>
-    <w:rsid w:val="00CB0664"/>
+    <w:rsid w:val="001D0AA8"/>
     <w:pPr>
       <w:spacing w:after="0" w:line="240" w:lineRule="auto"/>
     </w:pPr>
@@ -11451,7 +11476,7 @@
     <w:name w:val="Colorful List Accent 5"/>
     <w:basedOn w:val="TableNormal"/>
     <w:uiPriority w:val="72"/>
-    <w:rsid w:val="00CB0664"/>
+    <w:rsid w:val="001D0AA8"/>
     <w:pPr>
       <w:spacing w:after="0" w:line="240" w:lineRule="auto"/>
     </w:pPr>
@@ -11530,7 +11555,7 @@
     <w:name w:val="Colorful List Accent 6"/>
     <w:basedOn w:val="TableNormal"/>
     <w:uiPriority w:val="72"/>
-    <w:rsid w:val="00CB0664"/>
+    <w:rsid w:val="001D0AA8"/>
     <w:pPr>
       <w:spacing w:after="0" w:line="240" w:lineRule="auto"/>
     </w:pPr>
@@ -11609,7 +11634,7 @@
     <w:name w:val="Colorful Grid"/>
     <w:basedOn w:val="TableNormal"/>
     <w:uiPriority w:val="73"/>
-    <w:rsid w:val="00CB0664"/>
+    <w:rsid w:val="001D0AA8"/>
     <w:pPr>
       <w:spacing w:after="0" w:line="240" w:lineRule="auto"/>
     </w:pPr>
@@ -11682,7 +11707,7 @@
     <w:name w:val="Colorful Grid Accent 1"/>
     <w:basedOn w:val="TableNormal"/>
     <w:uiPriority w:val="73"/>
-    <w:rsid w:val="00CB0664"/>
+    <w:rsid w:val="001D0AA8"/>
     <w:pPr>
       <w:spacing w:after="0" w:line="240" w:lineRule="auto"/>
     </w:pPr>
@@ -11755,7 +11780,7 @@
     <w:name w:val="Colorful Grid Accent 2"/>
     <w:basedOn w:val="TableNormal"/>
     <w:uiPriority w:val="73"/>
-    <w:rsid w:val="00CB0664"/>
+    <w:rsid w:val="001D0AA8"/>
     <w:pPr>
       <w:spacing w:after="0" w:line="240" w:lineRule="auto"/>
     </w:pPr>
@@ -11828,7 +11853,7 @@
     <w:name w:val="Colorful Grid Accent 3"/>
     <w:basedOn w:val="TableNormal"/>
     <w:uiPriority w:val="73"/>
-    <w:rsid w:val="00CB0664"/>
+    <w:rsid w:val="001D0AA8"/>
     <w:pPr>
       <w:spacing w:after="0" w:line="240" w:lineRule="auto"/>
     </w:pPr>
@@ -11901,7 +11926,7 @@
     <w:name w:val="Colorful Grid Accent 4"/>
     <w:basedOn w:val="TableNormal"/>
     <w:uiPriority w:val="73"/>
-    <w:rsid w:val="00CB0664"/>
+    <w:rsid w:val="001D0AA8"/>
     <w:pPr>
       <w:spacing w:after="0" w:line="240" w:lineRule="auto"/>
     </w:pPr>
@@ -11974,7 +11999,7 @@
     <w:name w:val="Colorful Grid Accent 5"/>
     <w:basedOn w:val="TableNormal"/>
     <w:uiPriority w:val="73"/>
-    <w:rsid w:val="00CB0664"/>
+    <w:rsid w:val="001D0AA8"/>
     <w:pPr>
       <w:spacing w:after="0" w:line="240" w:lineRule="auto"/>
     </w:pPr>
@@ -12047,7 +12072,7 @@
     <w:name w:val="Colorful Grid Accent 6"/>
     <w:basedOn w:val="TableNormal"/>
     <w:uiPriority w:val="73"/>
-    <w:rsid w:val="00CB0664"/>
+    <w:rsid w:val="001D0AA8"/>
     <w:pPr>
       <w:spacing w:after="0" w:line="240" w:lineRule="auto"/>
     </w:pPr>
@@ -12119,31 +12144,30 @@
   <w:style w:type="paragraph" w:customStyle="1" w:styleId="JobName">
     <w:name w:val="Job Name"/>
     <w:basedOn w:val="Normal"/>
+    <w:rsid w:val="001D0AA8"/>
     <w:pPr>
       <w:keepNext/>
-      <w:tabs>
-        <w:tab w:val="right" w:pos="10080"/>
-      </w:tabs>
-      <w:spacing w:before="160" w:after="20"/>
+      <w:spacing w:before="140" w:after="20"/>
     </w:pPr>
   </w:style>
   <w:style w:type="paragraph" w:customStyle="1" w:styleId="JobRole">
     <w:name w:val="Job Role"/>
     <w:basedOn w:val="Normal"/>
+    <w:rsid w:val="001D0AA8"/>
     <w:pPr>
       <w:keepNext/>
-      <w:spacing w:after="80"/>
+      <w:spacing w:after="60"/>
     </w:pPr>
     <w:rPr>
-      <w:i/>
       <w:sz w:val="21"/>
     </w:rPr>
   </w:style>
   <w:style w:type="paragraph" w:customStyle="1" w:styleId="Tech">
     <w:name w:val="Tech"/>
     <w:basedOn w:val="Normal"/>
-    <w:pPr>
-      <w:spacing w:after="80"/>
+    <w:rsid w:val="001D0AA8"/>
+    <w:pPr>
+      <w:spacing w:after="60"/>
     </w:pPr>
     <w:rPr>
       <w:sz w:val="20"/>
@@ -12152,6 +12176,7 @@
   <w:style w:type="paragraph" w:customStyle="1" w:styleId="Credentials">
     <w:name w:val="Credentials"/>
     <w:basedOn w:val="Normal"/>
+    <w:rsid w:val="001D0AA8"/>
     <w:pPr>
       <w:spacing w:after="60"/>
     </w:pPr>
@@ -12162,6 +12187,7 @@
   <w:style w:type="paragraph" w:customStyle="1" w:styleId="Continuation">
     <w:name w:val="Continuation"/>
     <w:basedOn w:val="Normal"/>
+    <w:rsid w:val="001D0AA8"/>
     <w:pPr>
       <w:keepNext/>
       <w:spacing w:after="0"/>
@@ -12174,12 +12200,36 @@
   <w:style w:type="paragraph" w:customStyle="1" w:styleId="Contact">
     <w:name w:val="Contact"/>
     <w:basedOn w:val="Normal"/>
+    <w:rsid w:val="001D0AA8"/>
     <w:pPr>
       <w:keepNext/>
-      <w:spacing w:after="60"/>
+      <w:spacing w:after="40"/>
     </w:pPr>
     <w:rPr>
-      <w:sz w:val="20"/>
+      <w:sz w:val="21"/>
+    </w:rPr>
+  </w:style>
+  <w:style w:type="character" w:styleId="Hyperlink">
+    <w:name w:val="Hyperlink"/>
+    <w:basedOn w:val="DefaultParagraphFont"/>
+    <w:uiPriority w:val="99"/>
+    <w:unhideWhenUsed/>
+    <w:rsid w:val="00917B68"/>
+    <w:rPr>
+      <w:color w:val="0000FF" w:themeColor="hyperlink"/>
+      <w:u w:val="single"/>
+    </w:rPr>
+  </w:style>
+  <w:style w:type="character" w:styleId="UnresolvedMention">
+    <w:name w:val="Unresolved Mention"/>
+    <w:basedOn w:val="DefaultParagraphFont"/>
+    <w:uiPriority w:val="99"/>
+    <w:semiHidden/>
+    <w:unhideWhenUsed/>
+    <w:rsid w:val="00917B68"/>
+    <w:rPr>
+      <w:color w:val="605E5C"/>
+      <w:shd w:val="clear" w:color="auto" w:fill="E1DFDD"/>
     </w:rPr>
   </w:style>
 </w:styles>
